--- a/docs/PRIVACY_POLICY.docx
+++ b/docs/PRIVACY_POLICY.docx
@@ -1,21 +1,21 @@
 
 <file path=word/document.xml><?xml version="1.0" encoding="utf-8"?>
-<w:document xmlns:w="http://schemas.openxmlformats.org/wordprocessingml/2006/main">
+<w:document xmlns:wpc="http://schemas.microsoft.com/office/word/2010/wordprocessingCanvas" xmlns:cx="http://schemas.microsoft.com/office/drawing/2014/chartex" xmlns:cx1="http://schemas.microsoft.com/office/drawing/2015/9/8/chartex" xmlns:cx2="http://schemas.microsoft.com/office/drawing/2015/10/21/chartex" xmlns:cx3="http://schemas.microsoft.com/office/drawing/2016/5/9/chartex" xmlns:cx4="http://schemas.microsoft.com/office/drawing/2016/5/10/chartex" xmlns:cx5="http://schemas.microsoft.com/office/drawing/2016/5/11/chartex" xmlns:cx6="http://schemas.microsoft.com/office/drawing/2016/5/12/chartex" xmlns:cx7="http://schemas.microsoft.com/office/drawing/2016/5/13/chartex" xmlns:cx8="http://schemas.microsoft.com/office/drawing/2016/5/14/chartex" xmlns:mc="http://schemas.openxmlformats.org/markup-compatibility/2006" xmlns:aink="http://schemas.microsoft.com/office/drawing/2016/ink" xmlns:am3d="http://schemas.microsoft.com/office/drawing/2017/model3d" xmlns:o="urn:schemas-microsoft-com:office:office" xmlns:oel="http://schemas.microsoft.com/office/2019/extlst" xmlns:r="http://schemas.openxmlformats.org/officeDocument/2006/relationships" xmlns:m="http://schemas.openxmlformats.org/officeDocument/2006/math" xmlns:v="urn:schemas-microsoft-com:vml" xmlns:wp14="http://schemas.microsoft.com/office/word/2010/wordprocessingDrawing" xmlns:wp="http://schemas.openxmlformats.org/drawingml/2006/wordprocessingDrawing" xmlns:w10="urn:schemas-microsoft-com:office:word" xmlns:w="http://schemas.openxmlformats.org/wordprocessingml/2006/main" xmlns:w14="http://schemas.microsoft.com/office/word/2010/wordml" xmlns:w15="http://schemas.microsoft.com/office/word/2012/wordml" xmlns:w16cex="http://schemas.microsoft.com/office/word/2018/wordml/cex" xmlns:w16cid="http://schemas.microsoft.com/office/word/2016/wordml/cid" xmlns:w16="http://schemas.microsoft.com/office/word/2018/wordml" xmlns:w16sdtdh="http://schemas.microsoft.com/office/word/2020/wordml/sdtdatahash" xmlns:w16se="http://schemas.microsoft.com/office/word/2015/wordml/symex" xmlns:wpg="http://schemas.microsoft.com/office/word/2010/wordprocessingGroup" xmlns:wpi="http://schemas.microsoft.com/office/word/2010/wordprocessingInk" xmlns:wne="http://schemas.microsoft.com/office/word/2006/wordml" xmlns:wps="http://schemas.microsoft.com/office/word/2010/wordprocessingShape" mc:Ignorable="w14 w15 w16se w16cid w16 w16cex w16sdtdh wp14">
   <w:body>
     <w:p>
       <w:pPr>
         <w:pStyle w:val="Heading1"/>
       </w:pPr>
       <w:r>
-        <w:t xml:space="preserve">Privacy Policy -- Customer Visits</w:t>
-      </w:r>
-    </w:p>
-    <w:p>
-      <w:r>
-        <w:rPr>
-          <w:b/>
-        </w:rPr>
-        <w:t xml:space="preserve">Effective date:</w:t>
+        <w:t>Privacy Policy -- Customer Visits</w:t>
+      </w:r>
+    </w:p>
+    <w:p>
+      <w:r>
+        <w:rPr>
+          <w:b/>
+        </w:rPr>
+        <w:t>Effective date:</w:t>
       </w:r>
       <w:r>
         <w:t xml:space="preserve"> </w:t>
@@ -24,15 +24,15 @@
         <w:rPr>
           <w:i/>
         </w:rPr>
-        <w:t xml:space="preserve">Replace with the date you publish this policy</w:t>
-      </w:r>
-    </w:p>
-    <w:p>
-      <w:r>
-        <w:rPr>
-          <w:b/>
-        </w:rPr>
-        <w:t xml:space="preserve">Last updated:</w:t>
+        <w:t>Replace with the date you publish this policy</w:t>
+      </w:r>
+    </w:p>
+    <w:p>
+      <w:r>
+        <w:rPr>
+          <w:b/>
+        </w:rPr>
+        <w:t>Last updated:</w:t>
       </w:r>
       <w:r>
         <w:t xml:space="preserve"> </w:t>
@@ -41,7 +41,7 @@
         <w:rPr>
           <w:i/>
         </w:rPr>
-        <w:t xml:space="preserve">Same as effective date for the first version</w:t>
+        <w:t>Same as effective date for the first version</w:t>
       </w:r>
     </w:p>
     <w:p>
@@ -52,7 +52,7 @@
         <w:rPr>
           <w:b/>
         </w:rPr>
-        <w:t xml:space="preserve">Digital Harbor</w:t>
+        <w:t>Digital Harbor</w:t>
       </w:r>
       <w:r>
         <w:t xml:space="preserve"> ("we", "us", "our") collects, uses, and protects information when you use the </w:t>
@@ -61,10 +61,18 @@
         <w:rPr>
           <w:b/>
         </w:rPr>
-        <w:t xml:space="preserve">Customer Visits</w:t>
-      </w:r>
-      <w:r>
-        <w:t xml:space="preserve"> mobile application ("the App"). The App is a field workforce tool: employees of our customer organisations use it to check in and out of customer site visits, and to share their live work location with their direct manager during working hours.</w:t>
+        <w:t>Customer Visits</w:t>
+      </w:r>
+      <w:r>
+        <w:t xml:space="preserve"> mobile application ("the App"). The App is a field workforce tool: employees of our customer </w:t>
+      </w:r>
+      <w:proofErr w:type="spellStart"/>
+      <w:r>
+        <w:t>organisations</w:t>
+      </w:r>
+      <w:proofErr w:type="spellEnd"/>
+      <w:r>
+        <w:t xml:space="preserve"> use it to check in and out of customer site visits, and to share their live work location with their direct manager during working hours.</w:t>
       </w:r>
     </w:p>
     <w:p>
@@ -75,7 +83,7 @@
         <w:rPr>
           <w:b/>
         </w:rPr>
-        <w:t xml:space="preserve">ai-tools@digital-harbor.net</w:t>
+        <w:t>ai-tools@digital-harbor.net</w:t>
       </w:r>
     </w:p>
     <w:p>
@@ -90,45 +98,61 @@
         <w:pStyle w:val="Heading2"/>
       </w:pPr>
       <w:r>
-        <w:t xml:space="preserve">1. Who controls your data</w:t>
-      </w:r>
-    </w:p>
-    <w:p>
-      <w:r>
-        <w:t xml:space="preserve">The App is provided by Digital Harbor as a tool for our customer organisations (your employer). When you use the App as part of your job:</w:t>
-      </w:r>
-    </w:p>
-    <w:p>
-      <w:pPr>
-        <w:pStyle w:val="ListParagraph"/>
-        <w:numPr>
-          <w:ilvl w:val="0"/>
-          <w:numId w:val="1"/>
-        </w:numPr>
-      </w:pPr>
-      <w:r>
-        <w:rPr>
-          <w:b/>
-        </w:rPr>
-        <w:t xml:space="preserve">Your employer is the data controller</w:t>
-      </w:r>
-      <w:r>
-        <w:t xml:space="preserve"> for the visit records and live-location data you generate. Your employer decides who in their organisation can see your location and visit history.</w:t>
-      </w:r>
-    </w:p>
-    <w:p>
-      <w:pPr>
-        <w:pStyle w:val="ListParagraph"/>
-        <w:numPr>
-          <w:ilvl w:val="0"/>
-          <w:numId w:val="1"/>
-        </w:numPr>
-      </w:pPr>
-      <w:r>
-        <w:rPr>
-          <w:b/>
-        </w:rPr>
-        <w:t xml:space="preserve">Digital Harbor is a data processor</w:t>
+        <w:t>1. Who controls your data</w:t>
+      </w:r>
+    </w:p>
+    <w:p>
+      <w:r>
+        <w:t xml:space="preserve">The App is provided by Digital Harbor as a tool for our customer </w:t>
+      </w:r>
+      <w:proofErr w:type="spellStart"/>
+      <w:r>
+        <w:t>organisations</w:t>
+      </w:r>
+      <w:proofErr w:type="spellEnd"/>
+      <w:r>
+        <w:t xml:space="preserve"> (your employer). When you use the App as part of your job:</w:t>
+      </w:r>
+    </w:p>
+    <w:p>
+      <w:pPr>
+        <w:pStyle w:val="ListParagraph"/>
+        <w:numPr>
+          <w:ilvl w:val="0"/>
+          <w:numId w:val="1"/>
+        </w:numPr>
+      </w:pPr>
+      <w:r>
+        <w:rPr>
+          <w:b/>
+        </w:rPr>
+        <w:t>Your employer is the data controller</w:t>
+      </w:r>
+      <w:r>
+        <w:t xml:space="preserve"> for the visit records and live-location data you generate. Your employer decides who in their </w:t>
+      </w:r>
+      <w:proofErr w:type="spellStart"/>
+      <w:r>
+        <w:t>organisation</w:t>
+      </w:r>
+      <w:proofErr w:type="spellEnd"/>
+      <w:r>
+        <w:t xml:space="preserve"> can see your location and visit history.</w:t>
+      </w:r>
+    </w:p>
+    <w:p>
+      <w:pPr>
+        <w:pStyle w:val="ListParagraph"/>
+        <w:numPr>
+          <w:ilvl w:val="0"/>
+          <w:numId w:val="1"/>
+        </w:numPr>
+      </w:pPr>
+      <w:r>
+        <w:rPr>
+          <w:b/>
+        </w:rPr>
+        <w:t>Digital Harbor is a data processor</w:t>
       </w:r>
       <w:r>
         <w:t xml:space="preserve"> -- we build, host and maintain the App and its backend on behalf of your employer. We process your data only on their instructions.</w:t>
@@ -136,7 +160,7 @@
     </w:p>
     <w:p>
       <w:r>
-        <w:t xml:space="preserve">If you have questions about how your employer uses this data (retention, access, deletion), contact your employer's HR or IT department directly.</w:t>
+        <w:t>If you have questions about how your employer uses this data (retention, access, deletion), contact your employer's HR or IT department directly.</w:t>
       </w:r>
     </w:p>
     <w:p>
@@ -144,7 +168,7 @@
         <w:pStyle w:val="Heading2"/>
       </w:pPr>
       <w:r>
-        <w:t xml:space="preserve">2. Information we collect</w:t>
+        <w:t>2. Information we collect</w:t>
       </w:r>
     </w:p>
     <w:p>
@@ -152,36 +176,36 @@
         <w:pStyle w:val="Heading3"/>
       </w:pPr>
       <w:r>
-        <w:t xml:space="preserve">2.1 Account information</w:t>
-      </w:r>
-    </w:p>
-    <w:p>
-      <w:r>
-        <w:t xml:space="preserve">When your employer creates your account on the backend (Odoo) you provide:</w:t>
-      </w:r>
-    </w:p>
-    <w:p>
-      <w:pPr>
-        <w:pStyle w:val="ListParagraph"/>
-        <w:numPr>
-          <w:ilvl w:val="0"/>
-          <w:numId w:val="1"/>
-        </w:numPr>
-      </w:pPr>
-      <w:r>
-        <w:t xml:space="preserve">Your name, email or username, and an internal employee ID.</w:t>
-      </w:r>
-    </w:p>
-    <w:p>
-      <w:pPr>
-        <w:pStyle w:val="ListParagraph"/>
-        <w:numPr>
-          <w:ilvl w:val="0"/>
-          <w:numId w:val="1"/>
-        </w:numPr>
-      </w:pPr>
-      <w:r>
-        <w:t xml:space="preserve">Authentication credentials (password). Passwords are never stored on the device in plain text; only an authenticated session token is kept in the device's secure storage.</w:t>
+        <w:t>2.1 Account information</w:t>
+      </w:r>
+    </w:p>
+    <w:p>
+      <w:r>
+        <w:t>When your employer creates your account on the backend (Odoo) you provide:</w:t>
+      </w:r>
+    </w:p>
+    <w:p>
+      <w:pPr>
+        <w:pStyle w:val="ListParagraph"/>
+        <w:numPr>
+          <w:ilvl w:val="0"/>
+          <w:numId w:val="1"/>
+        </w:numPr>
+      </w:pPr>
+      <w:r>
+        <w:t>Your name, email or username, and an internal employee ID.</w:t>
+      </w:r>
+    </w:p>
+    <w:p>
+      <w:pPr>
+        <w:pStyle w:val="ListParagraph"/>
+        <w:numPr>
+          <w:ilvl w:val="0"/>
+          <w:numId w:val="1"/>
+        </w:numPr>
+      </w:pPr>
+      <w:r>
+        <w:t>Authentication credentials (password). Passwords are never stored on the device in plain text; only an authenticated session token is kept in the device's secure storage.</w:t>
       </w:r>
     </w:p>
     <w:p>
@@ -189,26 +213,20 @@
         <w:pStyle w:val="Heading3"/>
       </w:pPr>
       <w:r>
-        <w:t xml:space="preserve">2.2 Location information</w:t>
-      </w:r>
-    </w:p>
-    <w:p>
-      <w:r>
-        <w:t xml:space="preserve">The App collects your device's GPS coordinates (latitude, longitude, accuracy radius and timestamp) in the following cases:</w:t>
+        <w:t>2.2 Location information</w:t>
+      </w:r>
+    </w:p>
+    <w:p>
+      <w:r>
+        <w:t>The App collects your device's GPS coordinates (latitude, longitude, accuracy radius and timestamp) in the following cases:</w:t>
       </w:r>
     </w:p>
     <w:tbl>
       <w:tblPr>
         <w:tblStyle w:val="TableGrid"/>
         <w:tblW w:w="0" w:type="auto"/>
-        <w:tblBorders>
-          <w:top w:val="single" w:sz="4" w:color="999999"/>
-          <w:left w:val="single" w:sz="4" w:color="999999"/>
-          <w:bottom w:val="single" w:sz="4" w:color="999999"/>
-          <w:right w:val="single" w:sz="4" w:color="999999"/>
-          <w:insideH w:val="single" w:sz="4" w:color="999999"/>
-          <w:insideV w:val="single" w:sz="4" w:color="999999"/>
-        </w:tblBorders>
+        <w:tblInd w:w="5" w:type="dxa"/>
+        <w:tblLook w:val="04A0" w:firstRow="1" w:lastRow="0" w:firstColumn="1" w:lastColumn="0" w:noHBand="0" w:noVBand="1"/>
       </w:tblPr>
       <w:tblGrid>
         <w:gridCol w:w="3000"/>
@@ -229,7 +247,7 @@
               <w:rPr>
                 <w:b/>
               </w:rPr>
-              <w:t xml:space="preserve">When</w:t>
+              <w:t>When</w:t>
             </w:r>
           </w:p>
         </w:tc>
@@ -243,7 +261,7 @@
               <w:rPr>
                 <w:b/>
               </w:rPr>
-              <w:t xml:space="preserve">Why</w:t>
+              <w:t>Why</w:t>
             </w:r>
           </w:p>
         </w:tc>
@@ -257,7 +275,7 @@
               <w:rPr>
                 <w:b/>
               </w:rPr>
-              <w:t xml:space="preserve">Stored where</w:t>
+              <w:t>Stored where</w:t>
             </w:r>
           </w:p>
         </w:tc>
@@ -269,7 +287,7 @@
           </w:tcPr>
           <w:p>
             <w:r>
-              <w:t xml:space="preserve">When you tap "Check-in" or "Check-out" of a visit</w:t>
+              <w:t>When you tap "Check-in" or "Check-out" of a visit</w:t>
             </w:r>
           </w:p>
         </w:tc>
@@ -279,7 +297,7 @@
           </w:tcPr>
           <w:p>
             <w:r>
-              <w:t xml:space="preserve">To prove you were at the customer site and to record arrival/departure times</w:t>
+              <w:t>To prove you were at the customer site and to record arrival/departure times</w:t>
             </w:r>
           </w:p>
         </w:tc>
@@ -289,7 +307,7 @@
           </w:tcPr>
           <w:p>
             <w:r>
-              <w:t xml:space="preserve">Visit record on your employer's Odoo backend</w:t>
+              <w:t>Visit record on your employer's Odoo backend</w:t>
             </w:r>
           </w:p>
         </w:tc>
@@ -301,7 +319,11 @@
           </w:tcPr>
           <w:p>
             <w:r>
-              <w:t xml:space="preserve">Approximately every 30 seconds while the App is open on your screen</w:t>
+              <w:t xml:space="preserve">Approximately every 30 seconds </w:t>
+            </w:r>
+            <w:r>
+              <w:lastRenderedPageBreak/>
+              <w:t>while the App is open on your screen</w:t>
             </w:r>
           </w:p>
         </w:tc>
@@ -311,7 +333,12 @@
           </w:tcPr>
           <w:p>
             <w:r>
-              <w:t xml:space="preserve">To share your live position with your manager so they know where the field team is during the work day</w:t>
+              <w:lastRenderedPageBreak/>
+              <w:t xml:space="preserve">To share your live position with </w:t>
+            </w:r>
+            <w:r>
+              <w:lastRenderedPageBreak/>
+              <w:t>your manager so they know where the field team is during the work day</w:t>
             </w:r>
           </w:p>
         </w:tc>
@@ -321,7 +348,12 @@
           </w:tcPr>
           <w:p>
             <w:r>
-              <w:t xml:space="preserve">"Live employee location" record on your employer's Odoo backend, overwriting the previous value</w:t>
+              <w:lastRenderedPageBreak/>
+              <w:t xml:space="preserve">"Live employee location" record </w:t>
+            </w:r>
+            <w:r>
+              <w:lastRenderedPageBreak/>
+              <w:t>on your employer's Odoo backend, overwriting the previous value</w:t>
             </w:r>
           </w:p>
         </w:tc>
@@ -333,7 +365,7 @@
         <w:rPr>
           <w:b/>
         </w:rPr>
-        <w:t xml:space="preserve">The App does not collect or transmit your location when it is in the background, closed, or when you are not logged in.</w:t>
+        <w:t>The App does not collect or transmit your location when it is in the background, closed, or when you are not logged in.</w:t>
       </w:r>
       <w:r>
         <w:t xml:space="preserve"> Live sharing pauses automatically the moment you leave the App and resumes when you return to it. There is no persistent background tracking.</w:t>
@@ -344,12 +376,12 @@
         <w:pStyle w:val="Heading3"/>
       </w:pPr>
       <w:r>
-        <w:t xml:space="preserve">2.3 Visit content</w:t>
-      </w:r>
-    </w:p>
-    <w:p>
-      <w:r>
-        <w:t xml:space="preserve">You create visit records that include: the customer being visited, visit type, free-text notes you choose to write, and the visit state (draft / submitted / under review / done / cancelled). This content is stored on your employer's Odoo backend.</w:t>
+        <w:t>2.3 Visit content</w:t>
+      </w:r>
+    </w:p>
+    <w:p>
+      <w:r>
+        <w:t>You create visit records that include: the customer being visited, visit type, free-text notes you choose to write, and the visit state (draft / submitted / under review / done / cancelled). This content is stored on your employer's Odoo backend.</w:t>
       </w:r>
     </w:p>
     <w:p>
@@ -357,36 +389,36 @@
         <w:pStyle w:val="Heading3"/>
       </w:pPr>
       <w:r>
-        <w:t xml:space="preserve">2.4 Device &amp; technical data</w:t>
-      </w:r>
-    </w:p>
-    <w:p>
-      <w:r>
-        <w:t xml:space="preserve">For diagnostics, the App may transmit:</w:t>
-      </w:r>
-    </w:p>
-    <w:p>
-      <w:pPr>
-        <w:pStyle w:val="ListParagraph"/>
-        <w:numPr>
-          <w:ilvl w:val="0"/>
-          <w:numId w:val="1"/>
-        </w:numPr>
-      </w:pPr>
-      <w:r>
-        <w:t xml:space="preserve">The HTTP request needed to call the backend API (URL, headers, JSON body), over HTTPS only.</w:t>
-      </w:r>
-    </w:p>
-    <w:p>
-      <w:pPr>
-        <w:pStyle w:val="ListParagraph"/>
-        <w:numPr>
-          <w:ilvl w:val="0"/>
-          <w:numId w:val="1"/>
-        </w:numPr>
-      </w:pPr>
-      <w:r>
-        <w:t xml:space="preserve">Generic device locale (so the App displays in Arabic or English).</w:t>
+        <w:t>2.4 Device &amp; technical data</w:t>
+      </w:r>
+    </w:p>
+    <w:p>
+      <w:r>
+        <w:t>For diagnostics, the App may transmit:</w:t>
+      </w:r>
+    </w:p>
+    <w:p>
+      <w:pPr>
+        <w:pStyle w:val="ListParagraph"/>
+        <w:numPr>
+          <w:ilvl w:val="0"/>
+          <w:numId w:val="1"/>
+        </w:numPr>
+      </w:pPr>
+      <w:r>
+        <w:t>The HTTP request needed to call the backend API (URL, headers, JSON body), over HTTPS only.</w:t>
+      </w:r>
+    </w:p>
+    <w:p>
+      <w:pPr>
+        <w:pStyle w:val="ListParagraph"/>
+        <w:numPr>
+          <w:ilvl w:val="0"/>
+          <w:numId w:val="1"/>
+        </w:numPr>
+      </w:pPr>
+      <w:r>
+        <w:t>Generic device locale (so the App displays in Arabic or English).</w:t>
       </w:r>
     </w:p>
     <w:p>
@@ -397,7 +429,7 @@
         <w:rPr>
           <w:b/>
         </w:rPr>
-        <w:t xml:space="preserve">not</w:t>
+        <w:t>not</w:t>
       </w:r>
       <w:r>
         <w:t xml:space="preserve"> collect: contact lists, photos, microphone audio, files outside its own sandbox, the IMEI, ad identifiers, or any analytics fingerprint.</w:t>
@@ -408,27 +440,27 @@
         <w:pStyle w:val="Heading2"/>
       </w:pPr>
       <w:r>
-        <w:t xml:space="preserve">3. How we use the information</w:t>
-      </w:r>
-    </w:p>
-    <w:p>
-      <w:r>
-        <w:t xml:space="preserve">We use the information described above strictly to provide the App's features:</w:t>
-      </w:r>
-    </w:p>
-    <w:p>
-      <w:pPr>
-        <w:pStyle w:val="ListParagraph"/>
-        <w:numPr>
-          <w:ilvl w:val="0"/>
-          <w:numId w:val="1"/>
-        </w:numPr>
-      </w:pPr>
-      <w:r>
-        <w:rPr>
-          <w:b/>
-        </w:rPr>
-        <w:t xml:space="preserve">Authenticate you</w:t>
+        <w:t>3. How we use the information</w:t>
+      </w:r>
+    </w:p>
+    <w:p>
+      <w:r>
+        <w:t>We use the information described above strictly to provide the App's features:</w:t>
+      </w:r>
+    </w:p>
+    <w:p>
+      <w:pPr>
+        <w:pStyle w:val="ListParagraph"/>
+        <w:numPr>
+          <w:ilvl w:val="0"/>
+          <w:numId w:val="1"/>
+        </w:numPr>
+      </w:pPr>
+      <w:r>
+        <w:rPr>
+          <w:b/>
+        </w:rPr>
+        <w:t>Authenticate you</w:t>
       </w:r>
       <w:r>
         <w:t xml:space="preserve"> against your employer's Odoo instance.</w:t>
@@ -446,7 +478,7 @@
         <w:rPr>
           <w:b/>
         </w:rPr>
-        <w:t xml:space="preserve">Record visits</w:t>
+        <w:t>Record visits</w:t>
       </w:r>
       <w:r>
         <w:t xml:space="preserve"> and prove you were physically at the customer's location.</w:t>
@@ -464,7 +496,7 @@
         <w:rPr>
           <w:b/>
         </w:rPr>
-        <w:t xml:space="preserve">Share your live location with your manager</w:t>
+        <w:t>Share your live location with your manager</w:t>
       </w:r>
       <w:r>
         <w:t xml:space="preserve"> during the work day.</w:t>
@@ -482,7 +514,7 @@
         <w:rPr>
           <w:b/>
         </w:rPr>
-        <w:t xml:space="preserve">Show maps</w:t>
+        <w:t>Show maps</w:t>
       </w:r>
       <w:r>
         <w:t xml:space="preserve"> of customers, nearby employees and your own position.</w:t>
@@ -500,7 +532,7 @@
         <w:rPr>
           <w:b/>
         </w:rPr>
-        <w:t xml:space="preserve">Queue offline actions</w:t>
+        <w:t>Queue offline actions</w:t>
       </w:r>
       <w:r>
         <w:t xml:space="preserve"> (a check-in performed while offline is stored locally and re-sent automatically when connectivity returns).</w:t>
@@ -514,10 +546,18 @@
         <w:rPr>
           <w:b/>
         </w:rPr>
-        <w:t xml:space="preserve">not</w:t>
-      </w:r>
-      <w:r>
-        <w:t xml:space="preserve"> use your data for advertising, profiling, behavioural analytics, or sale to third parties.</w:t>
+        <w:t>not</w:t>
+      </w:r>
+      <w:r>
+        <w:t xml:space="preserve"> use your data for advertising, profiling, </w:t>
+      </w:r>
+      <w:proofErr w:type="spellStart"/>
+      <w:r>
+        <w:t>behavioural</w:t>
+      </w:r>
+      <w:proofErr w:type="spellEnd"/>
+      <w:r>
+        <w:t xml:space="preserve"> analytics, or sale to third parties.</w:t>
       </w:r>
     </w:p>
     <w:p>
@@ -525,7 +565,7 @@
         <w:pStyle w:val="Heading2"/>
       </w:pPr>
       <w:r>
-        <w:t xml:space="preserve">4. No background tracking</w:t>
+        <w:t>4. No background tracking</w:t>
       </w:r>
     </w:p>
     <w:p>
@@ -536,7 +576,7 @@
         <w:rPr>
           <w:b/>
         </w:rPr>
-        <w:t xml:space="preserve">does not</w:t>
+        <w:t>does not</w:t>
       </w:r>
       <w:r>
         <w:t xml:space="preserve"> track your location in the background.</w:t>
@@ -551,52 +591,61 @@
         </w:numPr>
       </w:pPr>
       <w:r>
-        <w:t xml:space="preserve">The App requests only "While Using the App" location access -- both on iOS (When In Use) and on Android (Precise location, only while using the app).</w:t>
-      </w:r>
-    </w:p>
-    <w:p>
-      <w:pPr>
-        <w:pStyle w:val="ListParagraph"/>
-        <w:numPr>
-          <w:ilvl w:val="0"/>
-          <w:numId w:val="1"/>
-        </w:numPr>
-      </w:pPr>
-      <w:r>
-        <w:t xml:space="preserve">The App does not declare the Android ACCESS</w:t>
+        <w:t xml:space="preserve">The App requests only "While Using the App" location access -- both on iOS (When </w:t>
+      </w:r>
+      <w:proofErr w:type="gramStart"/>
+      <w:r>
+        <w:t>In</w:t>
+      </w:r>
+      <w:proofErr w:type="gramEnd"/>
+      <w:r>
+        <w:t xml:space="preserve"> Use) and on Android (Precise location, only while using the app).</w:t>
+      </w:r>
+    </w:p>
+    <w:p>
+      <w:pPr>
+        <w:pStyle w:val="ListParagraph"/>
+        <w:numPr>
+          <w:ilvl w:val="0"/>
+          <w:numId w:val="1"/>
+        </w:numPr>
+      </w:pPr>
+      <w:r>
+        <w:t>The App does not declare the Android ACCESS</w:t>
       </w:r>
       <w:r>
         <w:rPr>
           <w:i/>
         </w:rPr>
-        <w:t xml:space="preserve">BACKGROUND</w:t>
-      </w:r>
-      <w:r>
-        <w:t xml:space="preserve">LOCATION permission, and does not declare the iOS "location" background mode.</w:t>
-      </w:r>
-    </w:p>
-    <w:p>
-      <w:pPr>
-        <w:pStyle w:val="ListParagraph"/>
-        <w:numPr>
-          <w:ilvl w:val="0"/>
-          <w:numId w:val="1"/>
-        </w:numPr>
-      </w:pPr>
-      <w:r>
-        <w:t xml:space="preserve">The instant you switch to another app, lock your screen, or close the App, the live-location ticker stops. It restarts automatically when you bring the App back to the foreground.</w:t>
-      </w:r>
-    </w:p>
-    <w:p>
-      <w:pPr>
-        <w:pStyle w:val="ListParagraph"/>
-        <w:numPr>
-          <w:ilvl w:val="0"/>
-          <w:numId w:val="1"/>
-        </w:numPr>
-      </w:pPr>
-      <w:r>
-        <w:t xml:space="preserve">You can revoke location access at any time from Settings -&gt; Apps -&gt; Customer Visits -&gt; Permissions (Android) or Settings -&gt; Privacy -&gt; Location -&gt; Visits (iOS). If you do, check-in/out and live sharing will both stop working until you re-grant it.</w:t>
+        <w:t>BACKGROUND</w:t>
+      </w:r>
+      <w:r>
+        <w:t>LOCATION permission, and does not declare the iOS "location" background mode.</w:t>
+      </w:r>
+    </w:p>
+    <w:p>
+      <w:pPr>
+        <w:pStyle w:val="ListParagraph"/>
+        <w:numPr>
+          <w:ilvl w:val="0"/>
+          <w:numId w:val="1"/>
+        </w:numPr>
+      </w:pPr>
+      <w:r>
+        <w:t>The instant you switch to another app, lock your screen, or close the App, the live-location ticker stops. It restarts automatically when you bring the App back to the foreground.</w:t>
+      </w:r>
+    </w:p>
+    <w:p>
+      <w:pPr>
+        <w:pStyle w:val="ListParagraph"/>
+        <w:numPr>
+          <w:ilvl w:val="0"/>
+          <w:numId w:val="1"/>
+        </w:numPr>
+      </w:pPr>
+      <w:r>
+        <w:lastRenderedPageBreak/>
+        <w:t>You can revoke location access at any time from Settings -&gt; Apps -&gt; Customer Visits -&gt; Permissions (Android) or Settings -&gt; Privacy -&gt; Location -&gt; Visits (iOS). If you do, check-in/out and live sharing will both stop working until you re-grant it.</w:t>
       </w:r>
     </w:p>
     <w:p>
@@ -604,21 +653,15 @@
         <w:pStyle w:val="Heading2"/>
       </w:pPr>
       <w:r>
-        <w:t xml:space="preserve">5. Permissions the App requests</w:t>
+        <w:t>5. Permissions the App requests</w:t>
       </w:r>
     </w:p>
     <w:tbl>
       <w:tblPr>
         <w:tblStyle w:val="TableGrid"/>
         <w:tblW w:w="0" w:type="auto"/>
-        <w:tblBorders>
-          <w:top w:val="single" w:sz="4" w:color="999999"/>
-          <w:left w:val="single" w:sz="4" w:color="999999"/>
-          <w:bottom w:val="single" w:sz="4" w:color="999999"/>
-          <w:right w:val="single" w:sz="4" w:color="999999"/>
-          <w:insideH w:val="single" w:sz="4" w:color="999999"/>
-          <w:insideV w:val="single" w:sz="4" w:color="999999"/>
-        </w:tblBorders>
+        <w:tblInd w:w="5" w:type="dxa"/>
+        <w:tblLook w:val="04A0" w:firstRow="1" w:lastRow="0" w:firstColumn="1" w:lastColumn="0" w:noHBand="0" w:noVBand="1"/>
       </w:tblPr>
       <w:tblGrid>
         <w:gridCol w:w="4500"/>
@@ -638,7 +681,7 @@
               <w:rPr>
                 <w:b/>
               </w:rPr>
-              <w:t xml:space="preserve">Permission</w:t>
+              <w:t>Permission</w:t>
             </w:r>
           </w:p>
         </w:tc>
@@ -652,7 +695,7 @@
               <w:rPr>
                 <w:b/>
               </w:rPr>
-              <w:t xml:space="preserve">Reason</w:t>
+              <w:t>Reason</w:t>
             </w:r>
           </w:p>
         </w:tc>
@@ -664,7 +707,7 @@
           </w:tcPr>
           <w:p>
             <w:r>
-              <w:t xml:space="preserve">Precise location (foreground / "while using")</w:t>
+              <w:t>Precise location (foreground / "while using")</w:t>
             </w:r>
           </w:p>
         </w:tc>
@@ -674,7 +717,7 @@
           </w:tcPr>
           <w:p>
             <w:r>
-              <w:t xml:space="preserve">Record visit check-in/out coordinates; share live position with manager while App is open</w:t>
+              <w:t>Record visit check-in/out coordinates; share live position with manager while App is open</w:t>
             </w:r>
           </w:p>
         </w:tc>
@@ -686,7 +729,7 @@
           </w:tcPr>
           <w:p>
             <w:r>
-              <w:t xml:space="preserve">Internet / network state</w:t>
+              <w:t>Internet / network state</w:t>
             </w:r>
           </w:p>
         </w:tc>
@@ -696,7 +739,7 @@
           </w:tcPr>
           <w:p>
             <w:r>
-              <w:t xml:space="preserve">Talk to the backend; detect offline state to queue actions</w:t>
+              <w:t>Talk to the backend; detect offline state to queue actions</w:t>
             </w:r>
           </w:p>
         </w:tc>
@@ -711,7 +754,7 @@
         <w:rPr>
           <w:b/>
         </w:rPr>
-        <w:t xml:space="preserve">not</w:t>
+        <w:t>not</w:t>
       </w:r>
       <w:r>
         <w:t xml:space="preserve"> request: background location, foreground service, camera, microphone, contacts, calendar, SMS, phone, or files/photos.</w:t>
@@ -722,45 +765,53 @@
         <w:pStyle w:val="Heading2"/>
       </w:pPr>
       <w:r>
-        <w:t xml:space="preserve">6. Data sharing</w:t>
-      </w:r>
-    </w:p>
-    <w:p>
-      <w:r>
-        <w:t xml:space="preserve">We share your data only with the following parties:</w:t>
-      </w:r>
-    </w:p>
-    <w:p>
-      <w:pPr>
-        <w:pStyle w:val="ListParagraph"/>
-        <w:numPr>
-          <w:ilvl w:val="0"/>
-          <w:numId w:val="1"/>
-        </w:numPr>
-      </w:pPr>
-      <w:r>
-        <w:rPr>
-          <w:b/>
-        </w:rPr>
-        <w:t xml:space="preserve">Your employer</w:t>
-      </w:r>
-      <w:r>
-        <w:t xml:space="preserve">, who is the controller of the data. Anyone in your employer's organisation that your employer has granted manager privileges to can see your live location and visit history.</w:t>
-      </w:r>
-    </w:p>
-    <w:p>
-      <w:pPr>
-        <w:pStyle w:val="ListParagraph"/>
-        <w:numPr>
-          <w:ilvl w:val="0"/>
-          <w:numId w:val="1"/>
-        </w:numPr>
-      </w:pPr>
-      <w:r>
-        <w:rPr>
-          <w:b/>
-        </w:rPr>
-        <w:t xml:space="preserve">Our cloud hosting provider</w:t>
+        <w:t>6. Data sharing</w:t>
+      </w:r>
+    </w:p>
+    <w:p>
+      <w:r>
+        <w:t>We share your data only with the following parties:</w:t>
+      </w:r>
+    </w:p>
+    <w:p>
+      <w:pPr>
+        <w:pStyle w:val="ListParagraph"/>
+        <w:numPr>
+          <w:ilvl w:val="0"/>
+          <w:numId w:val="1"/>
+        </w:numPr>
+      </w:pPr>
+      <w:r>
+        <w:rPr>
+          <w:b/>
+        </w:rPr>
+        <w:t>Your employer</w:t>
+      </w:r>
+      <w:r>
+        <w:t xml:space="preserve">, who is the controller of the data. Anyone in your employer's </w:t>
+      </w:r>
+      <w:proofErr w:type="spellStart"/>
+      <w:r>
+        <w:t>organisation</w:t>
+      </w:r>
+      <w:proofErr w:type="spellEnd"/>
+      <w:r>
+        <w:t xml:space="preserve"> that your employer has granted manager privileges to can see your live location and visit history.</w:t>
+      </w:r>
+    </w:p>
+    <w:p>
+      <w:pPr>
+        <w:pStyle w:val="ListParagraph"/>
+        <w:numPr>
+          <w:ilvl w:val="0"/>
+          <w:numId w:val="1"/>
+        </w:numPr>
+      </w:pPr>
+      <w:r>
+        <w:rPr>
+          <w:b/>
+        </w:rPr>
+        <w:t>Our cloud hosting provider</w:t>
       </w:r>
       <w:r>
         <w:t xml:space="preserve"> (Odoo SH / equivalent), strictly to operate the backend. No marketing or third-party processing.</w:t>
@@ -778,10 +829,10 @@
         <w:rPr>
           <w:b/>
         </w:rPr>
-        <w:t xml:space="preserve">Authorities</w:t>
-      </w:r>
-      <w:r>
-        <w:t xml:space="preserve">, only if we are legally compelled by a valid court order.</w:t>
+        <w:t>Authorities</w:t>
+      </w:r>
+      <w:r>
+        <w:t>, only if we are legally compelled by a valid court order.</w:t>
       </w:r>
     </w:p>
     <w:p>
@@ -792,7 +843,7 @@
         <w:rPr>
           <w:b/>
         </w:rPr>
-        <w:t xml:space="preserve">not</w:t>
+        <w:t>not</w:t>
       </w:r>
       <w:r>
         <w:t xml:space="preserve"> sell or share your data with advertisers, analytics platforms, or data brokers.</w:t>
@@ -803,22 +854,22 @@
         <w:pStyle w:val="Heading2"/>
       </w:pPr>
       <w:r>
-        <w:t xml:space="preserve">7. Data retention</w:t>
-      </w:r>
-    </w:p>
-    <w:p>
-      <w:pPr>
-        <w:pStyle w:val="ListParagraph"/>
-        <w:numPr>
-          <w:ilvl w:val="0"/>
-          <w:numId w:val="1"/>
-        </w:numPr>
-      </w:pPr>
-      <w:r>
-        <w:rPr>
-          <w:b/>
-        </w:rPr>
-        <w:t xml:space="preserve">Session token</w:t>
+        <w:t>7. Data retention</w:t>
+      </w:r>
+    </w:p>
+    <w:p>
+      <w:pPr>
+        <w:pStyle w:val="ListParagraph"/>
+        <w:numPr>
+          <w:ilvl w:val="0"/>
+          <w:numId w:val="1"/>
+        </w:numPr>
+      </w:pPr>
+      <w:r>
+        <w:rPr>
+          <w:b/>
+        </w:rPr>
+        <w:t>Session token</w:t>
       </w:r>
       <w:r>
         <w:t xml:space="preserve"> stored on the device: cleared automatically on logout, or when the OS evicts the secure storage.</w:t>
@@ -836,7 +887,7 @@
         <w:rPr>
           <w:b/>
         </w:rPr>
-        <w:t xml:space="preserve">Live location</w:t>
+        <w:t>Live location</w:t>
       </w:r>
       <w:r>
         <w:t xml:space="preserve"> on the backend: overwrites the previous value, so we keep only your most recent live position, not a track history. Older values are not retained.</w:t>
@@ -854,10 +905,10 @@
         <w:rPr>
           <w:b/>
         </w:rPr>
-        <w:t xml:space="preserve">Visit records</w:t>
-      </w:r>
-      <w:r>
-        <w:t xml:space="preserve">: retained according to your employer's retention schedule. Contact your employer to request deletion.</w:t>
+        <w:t>Visit records</w:t>
+      </w:r>
+      <w:r>
+        <w:t>: retained according to your employer's retention schedule. Contact your employer to request deletion.</w:t>
       </w:r>
     </w:p>
     <w:p>
@@ -865,48 +916,56 @@
         <w:pStyle w:val="Heading2"/>
       </w:pPr>
       <w:r>
-        <w:t xml:space="preserve">8. Security</w:t>
-      </w:r>
-    </w:p>
-    <w:p>
-      <w:pPr>
-        <w:pStyle w:val="ListParagraph"/>
-        <w:numPr>
-          <w:ilvl w:val="0"/>
-          <w:numId w:val="1"/>
-        </w:numPr>
-      </w:pPr>
-      <w:r>
-        <w:t xml:space="preserve">All traffic between the App and the backend is over HTTPS (TLS). Cleartext HTTP is blocked at the OS level on both Android (usesCleartextTraffic=false) and iOS (App Transport Security).</w:t>
-      </w:r>
-    </w:p>
-    <w:p>
-      <w:pPr>
-        <w:pStyle w:val="ListParagraph"/>
-        <w:numPr>
-          <w:ilvl w:val="0"/>
-          <w:numId w:val="1"/>
-        </w:numPr>
-      </w:pPr>
-      <w:r>
-        <w:t xml:space="preserve">The session token is stored using the device's secure storage (Android KeyStore / iOS Keychain).</w:t>
-      </w:r>
-    </w:p>
-    <w:p>
-      <w:pPr>
-        <w:pStyle w:val="ListParagraph"/>
-        <w:numPr>
-          <w:ilvl w:val="0"/>
-          <w:numId w:val="1"/>
-        </w:numPr>
-      </w:pPr>
-      <w:r>
-        <w:t xml:space="preserve">The App is excluded from automatic Android cloud backups so the session secret is never copied to a different device.</w:t>
-      </w:r>
-    </w:p>
-    <w:p>
-      <w:r>
-        <w:t xml:space="preserve">No system is 100% secure. If you suspect your account is compromised, change your password from your employer's Odoo portal immediately.</w:t>
+        <w:t>8. Security</w:t>
+      </w:r>
+    </w:p>
+    <w:p>
+      <w:pPr>
+        <w:pStyle w:val="ListParagraph"/>
+        <w:numPr>
+          <w:ilvl w:val="0"/>
+          <w:numId w:val="1"/>
+        </w:numPr>
+      </w:pPr>
+      <w:r>
+        <w:t>All traffic between the App and the backend is over HTTPS (TLS). Cleartext HTTP is blocked at the OS level on both Android (</w:t>
+      </w:r>
+      <w:proofErr w:type="spellStart"/>
+      <w:r>
+        <w:t>usesCleartextTraffic</w:t>
+      </w:r>
+      <w:proofErr w:type="spellEnd"/>
+      <w:r>
+        <w:t>=false) and iOS (App Transport Security).</w:t>
+      </w:r>
+    </w:p>
+    <w:p>
+      <w:pPr>
+        <w:pStyle w:val="ListParagraph"/>
+        <w:numPr>
+          <w:ilvl w:val="0"/>
+          <w:numId w:val="1"/>
+        </w:numPr>
+      </w:pPr>
+      <w:r>
+        <w:t>The session token is stored using the device's secure storage (Android KeyStore / iOS Keychain).</w:t>
+      </w:r>
+    </w:p>
+    <w:p>
+      <w:pPr>
+        <w:pStyle w:val="ListParagraph"/>
+        <w:numPr>
+          <w:ilvl w:val="0"/>
+          <w:numId w:val="1"/>
+        </w:numPr>
+      </w:pPr>
+      <w:r>
+        <w:t>The App is excluded from automatic Android cloud backups so the session secret is never copied to a different device.</w:t>
+      </w:r>
+    </w:p>
+    <w:p>
+      <w:r>
+        <w:t>No system is 100% secure. If you suspect your account is compromised, change your password from your employer's Odoo portal immediately.</w:t>
       </w:r>
     </w:p>
     <w:p>
@@ -914,18 +973,27 @@
         <w:pStyle w:val="Heading2"/>
       </w:pPr>
       <w:r>
-        <w:t xml:space="preserve">9. Children</w:t>
-      </w:r>
-    </w:p>
-    <w:p>
-      <w:r>
-        <w:t xml:space="preserve">The App is a workplace tool intended for adult employees of our customer organisations. It is </w:t>
-      </w:r>
-      <w:r>
-        <w:rPr>
-          <w:b/>
-        </w:rPr>
-        <w:t xml:space="preserve">not</w:t>
+        <w:lastRenderedPageBreak/>
+        <w:t>9. Children</w:t>
+      </w:r>
+    </w:p>
+    <w:p>
+      <w:r>
+        <w:t xml:space="preserve">The App is a workplace tool intended for adult employees of our customer </w:t>
+      </w:r>
+      <w:proofErr w:type="spellStart"/>
+      <w:r>
+        <w:t>organisations</w:t>
+      </w:r>
+      <w:proofErr w:type="spellEnd"/>
+      <w:r>
+        <w:t xml:space="preserve">. It is </w:t>
+      </w:r>
+      <w:r>
+        <w:rPr>
+          <w:b/>
+        </w:rPr>
+        <w:t>not</w:t>
       </w:r>
       <w:r>
         <w:t xml:space="preserve"> directed at children under 16, and we do not knowingly collect data from anyone under 16.</w:t>
@@ -936,12 +1004,12 @@
         <w:pStyle w:val="Heading2"/>
       </w:pPr>
       <w:r>
-        <w:t xml:space="preserve">10. Your rights</w:t>
-      </w:r>
-    </w:p>
-    <w:p>
-      <w:r>
-        <w:t xml:space="preserve">Because your employer is the controller of the data:</w:t>
+        <w:t>10. Your rights</w:t>
+      </w:r>
+    </w:p>
+    <w:p>
+      <w:r>
+        <w:t>Because your employer is the controller of the data:</w:t>
       </w:r>
     </w:p>
     <w:p>
@@ -959,7 +1027,7 @@
         <w:rPr>
           <w:b/>
         </w:rPr>
-        <w:t xml:space="preserve">access, correction, or deletion</w:t>
+        <w:t>access, correction, or deletion</w:t>
       </w:r>
       <w:r>
         <w:t xml:space="preserve"> of your visit history or live-location record, contact your employer's HR or IT.</w:t>
@@ -980,22 +1048,22 @@
         <w:rPr>
           <w:b/>
         </w:rPr>
-        <w:t xml:space="preserve">ai-tools@digital-harbor.net</w:t>
-      </w:r>
-      <w:r>
-        <w:t xml:space="preserve">.</w:t>
-      </w:r>
-    </w:p>
-    <w:p>
-      <w:pPr>
-        <w:pStyle w:val="ListParagraph"/>
-        <w:numPr>
-          <w:ilvl w:val="0"/>
-          <w:numId w:val="1"/>
-        </w:numPr>
-      </w:pPr>
-      <w:r>
-        <w:t xml:space="preserve">Depending on your country, you may also have the right to lodge a complaint with your local data protection authority.</w:t>
+        <w:t>ai-tools@digital-harbor.net</w:t>
+      </w:r>
+      <w:r>
+        <w:t>.</w:t>
+      </w:r>
+    </w:p>
+    <w:p>
+      <w:pPr>
+        <w:pStyle w:val="ListParagraph"/>
+        <w:numPr>
+          <w:ilvl w:val="0"/>
+          <w:numId w:val="1"/>
+        </w:numPr>
+      </w:pPr>
+      <w:r>
+        <w:t>Depending on your country, you may also have the right to lodge a complaint with your local data protection authority.</w:t>
       </w:r>
     </w:p>
     <w:p>
@@ -1003,12 +1071,20 @@
         <w:pStyle w:val="Heading2"/>
       </w:pPr>
       <w:r>
-        <w:t xml:space="preserve">11. Changes to this policy</w:t>
-      </w:r>
-    </w:p>
-    <w:p>
-      <w:r>
-        <w:t xml:space="preserve">We may update this policy when we add features, change subprocessors, or comply with new regulations. We will publish the updated policy at the same URL where you found this document and update the "Last updated" date at the top. Material changes will additionally be communicated via the App on next launch.</w:t>
+        <w:t>11. Changes to this policy</w:t>
+      </w:r>
+    </w:p>
+    <w:p>
+      <w:r>
+        <w:t xml:space="preserve">We may update this policy when we add features, change </w:t>
+      </w:r>
+      <w:proofErr w:type="spellStart"/>
+      <w:r>
+        <w:t>subprocessors</w:t>
+      </w:r>
+      <w:proofErr w:type="spellEnd"/>
+      <w:r>
+        <w:t>, or comply with new regulations. We will publish the updated policy at the same URL where you found this document and update the "Last updated" date at the top. Material changes will additionally be communicated via the App on next launch.</w:t>
       </w:r>
     </w:p>
     <w:p>
@@ -1016,15 +1092,15 @@
         <w:pStyle w:val="Heading2"/>
       </w:pPr>
       <w:r>
-        <w:t xml:space="preserve">12. Contact</w:t>
-      </w:r>
-    </w:p>
-    <w:p>
-      <w:r>
-        <w:rPr>
-          <w:b/>
-        </w:rPr>
-        <w:t xml:space="preserve">Digital Harbor</w:t>
+        <w:t>12. Contact</w:t>
+      </w:r>
+    </w:p>
+    <w:p>
+      <w:r>
+        <w:rPr>
+          <w:b/>
+        </w:rPr>
+        <w:t>Digital Harbor</w:t>
       </w:r>
     </w:p>
     <w:p>
@@ -1035,7 +1111,13 @@
         <w:rPr>
           <w:b/>
         </w:rPr>
-        <w:t xml:space="preserve">ai-tools@digital-harbor.net</w:t>
+        <w:t>m.badr</w:t>
+      </w:r>
+      <w:r>
+        <w:rPr>
+          <w:b/>
+        </w:rPr>
+        <w:t>@digital-harbor.net</w:t>
       </w:r>
     </w:p>
     <w:p>
@@ -1046,7 +1128,7 @@
         <w:rPr>
           <w:b/>
         </w:rPr>
-        <w:t xml:space="preserve">https://digital-harbor.net</w:t>
+        <w:t>https://digital-harbor.net</w:t>
       </w:r>
     </w:p>
     <w:p>
@@ -1061,7 +1143,7 @@
         <w:rPr>
           <w:i/>
         </w:rPr>
-        <w:t xml:space="preserve">This policy is provided as a template tailored to the Customer Visits App's actual data flows. Please review it with your legal counsel before publishing publicly. Replace all italic placeholder text (effective date, etc.) before going live.</w:t>
+        <w:t>This policy is provided as a template tailored to the Customer Visits App's actual data flows. Please review it with your legal counsel before publishing publicly. Replace all italic placeholder text (effective date, etc.) before going live.</w:t>
       </w:r>
     </w:p>
     <w:sectPr>
@@ -1075,8 +1157,11 @@
 </file>
 
 <file path=word/numbering.xml><?xml version="1.0" encoding="utf-8"?>
-<w:numbering xmlns:w="http://schemas.openxmlformats.org/wordprocessingml/2006/main">
-  <w:abstractNum w:abstractNumId="0">
+<w:numbering xmlns:wpc="http://schemas.microsoft.com/office/word/2010/wordprocessingCanvas" xmlns:cx="http://schemas.microsoft.com/office/drawing/2014/chartex" xmlns:cx1="http://schemas.microsoft.com/office/drawing/2015/9/8/chartex" xmlns:cx2="http://schemas.microsoft.com/office/drawing/2015/10/21/chartex" xmlns:cx3="http://schemas.microsoft.com/office/drawing/2016/5/9/chartex" xmlns:cx4="http://schemas.microsoft.com/office/drawing/2016/5/10/chartex" xmlns:cx5="http://schemas.microsoft.com/office/drawing/2016/5/11/chartex" xmlns:cx6="http://schemas.microsoft.com/office/drawing/2016/5/12/chartex" xmlns:cx7="http://schemas.microsoft.com/office/drawing/2016/5/13/chartex" xmlns:cx8="http://schemas.microsoft.com/office/drawing/2016/5/14/chartex" xmlns:mc="http://schemas.openxmlformats.org/markup-compatibility/2006" xmlns:aink="http://schemas.microsoft.com/office/drawing/2016/ink" xmlns:am3d="http://schemas.microsoft.com/office/drawing/2017/model3d" xmlns:o="urn:schemas-microsoft-com:office:office" xmlns:oel="http://schemas.microsoft.com/office/2019/extlst" xmlns:r="http://schemas.openxmlformats.org/officeDocument/2006/relationships" xmlns:m="http://schemas.openxmlformats.org/officeDocument/2006/math" xmlns:v="urn:schemas-microsoft-com:vml" xmlns:wp14="http://schemas.microsoft.com/office/word/2010/wordprocessingDrawing" xmlns:wp="http://schemas.openxmlformats.org/drawingml/2006/wordprocessingDrawing" xmlns:w10="urn:schemas-microsoft-com:office:word" xmlns:w="http://schemas.openxmlformats.org/wordprocessingml/2006/main" xmlns:w14="http://schemas.microsoft.com/office/word/2010/wordml" xmlns:w15="http://schemas.microsoft.com/office/word/2012/wordml" xmlns:w16cex="http://schemas.microsoft.com/office/word/2018/wordml/cex" xmlns:w16cid="http://schemas.microsoft.com/office/word/2016/wordml/cid" xmlns:w16="http://schemas.microsoft.com/office/word/2018/wordml" xmlns:w16sdtdh="http://schemas.microsoft.com/office/word/2020/wordml/sdtdatahash" xmlns:w16se="http://schemas.microsoft.com/office/word/2015/wordml/symex" xmlns:wpg="http://schemas.microsoft.com/office/word/2010/wordprocessingGroup" xmlns:wpi="http://schemas.microsoft.com/office/word/2010/wordprocessingInk" xmlns:wne="http://schemas.microsoft.com/office/word/2006/wordml" xmlns:wps="http://schemas.microsoft.com/office/word/2010/wordprocessingShape" mc:Ignorable="w14 w15 w16se w16cid w16 w16cex w16sdtdh wp14">
+  <w:abstractNum w:abstractNumId="0" w15:restartNumberingAfterBreak="0">
+    <w:nsid w:val="12E50C60"/>
+    <w:multiLevelType w:val="multilevel"/>
+    <w:tmpl w:val="E094232A"/>
     <w:lvl w:ilvl="0">
       <w:start w:val="1"/>
       <w:numFmt w:val="bullet"/>
@@ -1089,21 +1174,62 @@
         <w:rFonts w:ascii="Symbol" w:hAnsi="Symbol"/>
       </w:rPr>
     </w:lvl>
+    <w:lvl w:ilvl="1">
+      <w:numFmt w:val="decimal"/>
+      <w:lvlText w:val=""/>
+      <w:lvlJc w:val="left"/>
+    </w:lvl>
+    <w:lvl w:ilvl="2">
+      <w:numFmt w:val="decimal"/>
+      <w:lvlText w:val=""/>
+      <w:lvlJc w:val="left"/>
+    </w:lvl>
+    <w:lvl w:ilvl="3">
+      <w:numFmt w:val="decimal"/>
+      <w:lvlText w:val=""/>
+      <w:lvlJc w:val="left"/>
+    </w:lvl>
+    <w:lvl w:ilvl="4">
+      <w:numFmt w:val="decimal"/>
+      <w:lvlText w:val=""/>
+      <w:lvlJc w:val="left"/>
+    </w:lvl>
+    <w:lvl w:ilvl="5">
+      <w:numFmt w:val="decimal"/>
+      <w:lvlText w:val=""/>
+      <w:lvlJc w:val="left"/>
+    </w:lvl>
+    <w:lvl w:ilvl="6">
+      <w:numFmt w:val="decimal"/>
+      <w:lvlText w:val=""/>
+      <w:lvlJc w:val="left"/>
+    </w:lvl>
+    <w:lvl w:ilvl="7">
+      <w:numFmt w:val="decimal"/>
+      <w:lvlText w:val=""/>
+      <w:lvlJc w:val="left"/>
+    </w:lvl>
+    <w:lvl w:ilvl="8">
+      <w:numFmt w:val="decimal"/>
+      <w:lvlText w:val=""/>
+      <w:lvlJc w:val="left"/>
+    </w:lvl>
   </w:abstractNum>
-  <w:num w:numId="1">
+  <w:num w:numId="1" w16cid:durableId="698776746">
     <w:abstractNumId w:val="0"/>
   </w:num>
 </w:numbering>
 </file>
 
 <file path=word/styles.xml><?xml version="1.0" encoding="utf-8"?>
-<w:styles xmlns:w="http://schemas.openxmlformats.org/wordprocessingml/2006/main">
+<w:styles xmlns:mc="http://schemas.openxmlformats.org/markup-compatibility/2006" xmlns:r="http://schemas.openxmlformats.org/officeDocument/2006/relationships" xmlns:w="http://schemas.openxmlformats.org/wordprocessingml/2006/main" xmlns:w14="http://schemas.microsoft.com/office/word/2010/wordml" xmlns:w15="http://schemas.microsoft.com/office/word/2012/wordml" xmlns:w16cex="http://schemas.microsoft.com/office/word/2018/wordml/cex" xmlns:w16cid="http://schemas.microsoft.com/office/word/2016/wordml/cid" xmlns:w16="http://schemas.microsoft.com/office/word/2018/wordml" xmlns:w16sdtdh="http://schemas.microsoft.com/office/word/2020/wordml/sdtdatahash" xmlns:w16se="http://schemas.microsoft.com/office/word/2015/wordml/symex" mc:Ignorable="w14 w15 w16se w16cid w16 w16cex w16sdtdh">
   <w:docDefaults>
     <w:rPrDefault>
       <w:rPr>
-        <w:rFonts w:ascii="Calibri" w:hAnsi="Calibri" w:cs="Calibri"/>
+        <w:rFonts w:ascii="Calibri" w:eastAsia="Times New Roman" w:hAnsi="Calibri" w:cs="Calibri"/>
         <w:sz w:val="22"/>
         <w:szCs w:val="22"/>
+        <w:lang w:val="en-US" w:eastAsia="en-US" w:bidi="ar-SA"/>
       </w:rPr>
     </w:rPrDefault>
     <w:pPrDefault>
@@ -1112,13 +1238,394 @@
       </w:pPr>
     </w:pPrDefault>
   </w:docDefaults>
+  <w:latentStyles w:defLockedState="0" w:defUIPriority="99" w:defSemiHidden="0" w:defUnhideWhenUsed="0" w:defQFormat="0" w:count="376">
+    <w:lsdException w:name="Normal" w:uiPriority="0" w:qFormat="1"/>
+    <w:lsdException w:name="heading 1" w:uiPriority="9" w:qFormat="1"/>
+    <w:lsdException w:name="heading 2" w:semiHidden="1" w:uiPriority="9" w:unhideWhenUsed="1" w:qFormat="1"/>
+    <w:lsdException w:name="heading 3" w:semiHidden="1" w:uiPriority="9" w:unhideWhenUsed="1" w:qFormat="1"/>
+    <w:lsdException w:name="heading 4" w:semiHidden="1" w:uiPriority="9" w:unhideWhenUsed="1" w:qFormat="1"/>
+    <w:lsdException w:name="heading 5" w:semiHidden="1" w:uiPriority="9" w:unhideWhenUsed="1" w:qFormat="1"/>
+    <w:lsdException w:name="heading 6" w:semiHidden="1" w:uiPriority="9" w:unhideWhenUsed="1" w:qFormat="1"/>
+    <w:lsdException w:name="heading 7" w:semiHidden="1" w:uiPriority="9" w:unhideWhenUsed="1" w:qFormat="1"/>
+    <w:lsdException w:name="heading 8" w:semiHidden="1" w:uiPriority="9" w:unhideWhenUsed="1" w:qFormat="1"/>
+    <w:lsdException w:name="heading 9" w:semiHidden="1" w:uiPriority="9" w:unhideWhenUsed="1" w:qFormat="1"/>
+    <w:lsdException w:name="index 1" w:semiHidden="1" w:unhideWhenUsed="1"/>
+    <w:lsdException w:name="index 2" w:semiHidden="1" w:unhideWhenUsed="1"/>
+    <w:lsdException w:name="index 3" w:semiHidden="1" w:unhideWhenUsed="1"/>
+    <w:lsdException w:name="index 4" w:semiHidden="1" w:unhideWhenUsed="1"/>
+    <w:lsdException w:name="index 5" w:semiHidden="1" w:unhideWhenUsed="1"/>
+    <w:lsdException w:name="index 6" w:semiHidden="1" w:unhideWhenUsed="1"/>
+    <w:lsdException w:name="index 7" w:semiHidden="1" w:unhideWhenUsed="1"/>
+    <w:lsdException w:name="index 8" w:semiHidden="1" w:unhideWhenUsed="1"/>
+    <w:lsdException w:name="index 9" w:semiHidden="1" w:unhideWhenUsed="1"/>
+    <w:lsdException w:name="toc 1" w:semiHidden="1" w:uiPriority="39" w:unhideWhenUsed="1"/>
+    <w:lsdException w:name="toc 2" w:semiHidden="1" w:uiPriority="39" w:unhideWhenUsed="1"/>
+    <w:lsdException w:name="toc 3" w:semiHidden="1" w:uiPriority="39" w:unhideWhenUsed="1"/>
+    <w:lsdException w:name="toc 4" w:semiHidden="1" w:uiPriority="39" w:unhideWhenUsed="1"/>
+    <w:lsdException w:name="toc 5" w:semiHidden="1" w:uiPriority="39" w:unhideWhenUsed="1"/>
+    <w:lsdException w:name="toc 6" w:semiHidden="1" w:uiPriority="39" w:unhideWhenUsed="1"/>
+    <w:lsdException w:name="toc 7" w:semiHidden="1" w:uiPriority="39" w:unhideWhenUsed="1"/>
+    <w:lsdException w:name="toc 8" w:semiHidden="1" w:uiPriority="39" w:unhideWhenUsed="1"/>
+    <w:lsdException w:name="toc 9" w:semiHidden="1" w:uiPriority="39" w:unhideWhenUsed="1"/>
+    <w:lsdException w:name="Normal Indent" w:semiHidden="1" w:unhideWhenUsed="1"/>
+    <w:lsdException w:name="footnote text" w:semiHidden="1" w:unhideWhenUsed="1"/>
+    <w:lsdException w:name="annotation text" w:semiHidden="1" w:unhideWhenUsed="1"/>
+    <w:lsdException w:name="header" w:semiHidden="1" w:unhideWhenUsed="1"/>
+    <w:lsdException w:name="footer" w:semiHidden="1" w:unhideWhenUsed="1"/>
+    <w:lsdException w:name="index heading" w:semiHidden="1" w:unhideWhenUsed="1"/>
+    <w:lsdException w:name="caption" w:semiHidden="1" w:uiPriority="35" w:unhideWhenUsed="1" w:qFormat="1"/>
+    <w:lsdException w:name="table of figures" w:semiHidden="1" w:unhideWhenUsed="1"/>
+    <w:lsdException w:name="envelope address" w:semiHidden="1" w:unhideWhenUsed="1"/>
+    <w:lsdException w:name="envelope return" w:semiHidden="1" w:unhideWhenUsed="1"/>
+    <w:lsdException w:name="footnote reference" w:semiHidden="1" w:unhideWhenUsed="1"/>
+    <w:lsdException w:name="annotation reference" w:semiHidden="1" w:unhideWhenUsed="1"/>
+    <w:lsdException w:name="line number" w:semiHidden="1" w:unhideWhenUsed="1"/>
+    <w:lsdException w:name="page number" w:semiHidden="1" w:unhideWhenUsed="1"/>
+    <w:lsdException w:name="endnote reference" w:semiHidden="1" w:unhideWhenUsed="1"/>
+    <w:lsdException w:name="endnote text" w:semiHidden="1" w:unhideWhenUsed="1"/>
+    <w:lsdException w:name="table of authorities" w:semiHidden="1" w:unhideWhenUsed="1"/>
+    <w:lsdException w:name="macro" w:semiHidden="1" w:unhideWhenUsed="1"/>
+    <w:lsdException w:name="toa heading" w:semiHidden="1" w:unhideWhenUsed="1"/>
+    <w:lsdException w:name="List" w:semiHidden="1" w:unhideWhenUsed="1"/>
+    <w:lsdException w:name="List Bullet" w:semiHidden="1" w:unhideWhenUsed="1"/>
+    <w:lsdException w:name="List Number" w:semiHidden="1" w:unhideWhenUsed="1"/>
+    <w:lsdException w:name="List 2" w:semiHidden="1" w:unhideWhenUsed="1"/>
+    <w:lsdException w:name="List 3" w:semiHidden="1" w:unhideWhenUsed="1"/>
+    <w:lsdException w:name="List 4" w:semiHidden="1" w:unhideWhenUsed="1"/>
+    <w:lsdException w:name="List 5" w:semiHidden="1" w:unhideWhenUsed="1"/>
+    <w:lsdException w:name="List Bullet 2" w:semiHidden="1" w:unhideWhenUsed="1"/>
+    <w:lsdException w:name="List Bullet 3" w:semiHidden="1" w:unhideWhenUsed="1"/>
+    <w:lsdException w:name="List Bullet 4" w:semiHidden="1" w:unhideWhenUsed="1"/>
+    <w:lsdException w:name="List Bullet 5" w:semiHidden="1" w:unhideWhenUsed="1"/>
+    <w:lsdException w:name="List Number 2" w:semiHidden="1" w:unhideWhenUsed="1"/>
+    <w:lsdException w:name="List Number 3" w:semiHidden="1" w:unhideWhenUsed="1"/>
+    <w:lsdException w:name="List Number 4" w:semiHidden="1" w:unhideWhenUsed="1"/>
+    <w:lsdException w:name="List Number 5" w:semiHidden="1" w:unhideWhenUsed="1"/>
+    <w:lsdException w:name="Title" w:uiPriority="10" w:qFormat="1"/>
+    <w:lsdException w:name="Closing" w:semiHidden="1" w:unhideWhenUsed="1"/>
+    <w:lsdException w:name="Signature" w:semiHidden="1" w:unhideWhenUsed="1"/>
+    <w:lsdException w:name="Default Paragraph Font" w:semiHidden="1" w:uiPriority="1" w:unhideWhenUsed="1"/>
+    <w:lsdException w:name="Body Text" w:semiHidden="1" w:unhideWhenUsed="1"/>
+    <w:lsdException w:name="Body Text Indent" w:semiHidden="1" w:unhideWhenUsed="1"/>
+    <w:lsdException w:name="List Continue" w:semiHidden="1" w:unhideWhenUsed="1"/>
+    <w:lsdException w:name="List Continue 2" w:semiHidden="1" w:unhideWhenUsed="1"/>
+    <w:lsdException w:name="List Continue 3" w:semiHidden="1" w:unhideWhenUsed="1"/>
+    <w:lsdException w:name="List Continue 4" w:semiHidden="1" w:unhideWhenUsed="1"/>
+    <w:lsdException w:name="List Continue 5" w:semiHidden="1" w:unhideWhenUsed="1"/>
+    <w:lsdException w:name="Message Header" w:semiHidden="1" w:unhideWhenUsed="1"/>
+    <w:lsdException w:name="Subtitle" w:uiPriority="11" w:qFormat="1"/>
+    <w:lsdException w:name="Salutation" w:semiHidden="1" w:unhideWhenUsed="1"/>
+    <w:lsdException w:name="Date" w:semiHidden="1" w:unhideWhenUsed="1"/>
+    <w:lsdException w:name="Body Text First Indent" w:semiHidden="1" w:unhideWhenUsed="1"/>
+    <w:lsdException w:name="Body Text First Indent 2" w:semiHidden="1" w:unhideWhenUsed="1"/>
+    <w:lsdException w:name="Note Heading" w:semiHidden="1" w:unhideWhenUsed="1"/>
+    <w:lsdException w:name="Body Text 2" w:semiHidden="1" w:unhideWhenUsed="1"/>
+    <w:lsdException w:name="Body Text 3" w:semiHidden="1" w:unhideWhenUsed="1"/>
+    <w:lsdException w:name="Body Text Indent 2" w:semiHidden="1" w:unhideWhenUsed="1"/>
+    <w:lsdException w:name="Body Text Indent 3" w:semiHidden="1" w:unhideWhenUsed="1"/>
+    <w:lsdException w:name="Block Text" w:semiHidden="1" w:unhideWhenUsed="1"/>
+    <w:lsdException w:name="Hyperlink" w:semiHidden="1" w:unhideWhenUsed="1"/>
+    <w:lsdException w:name="FollowedHyperlink" w:semiHidden="1" w:unhideWhenUsed="1"/>
+    <w:lsdException w:name="Strong" w:uiPriority="22" w:qFormat="1"/>
+    <w:lsdException w:name="Emphasis" w:uiPriority="20" w:qFormat="1"/>
+    <w:lsdException w:name="Document Map" w:semiHidden="1" w:unhideWhenUsed="1"/>
+    <w:lsdException w:name="Plain Text" w:semiHidden="1" w:unhideWhenUsed="1"/>
+    <w:lsdException w:name="E-mail Signature" w:semiHidden="1" w:unhideWhenUsed="1"/>
+    <w:lsdException w:name="HTML Top of Form" w:semiHidden="1" w:unhideWhenUsed="1"/>
+    <w:lsdException w:name="HTML Bottom of Form" w:semiHidden="1" w:unhideWhenUsed="1"/>
+    <w:lsdException w:name="Normal (Web)" w:semiHidden="1" w:unhideWhenUsed="1"/>
+    <w:lsdException w:name="HTML Acronym" w:semiHidden="1" w:unhideWhenUsed="1"/>
+    <w:lsdException w:name="HTML Address" w:semiHidden="1" w:unhideWhenUsed="1"/>
+    <w:lsdException w:name="HTML Cite" w:semiHidden="1" w:unhideWhenUsed="1"/>
+    <w:lsdException w:name="HTML Code" w:semiHidden="1" w:unhideWhenUsed="1"/>
+    <w:lsdException w:name="HTML Definition" w:semiHidden="1" w:unhideWhenUsed="1"/>
+    <w:lsdException w:name="HTML Keyboard" w:semiHidden="1" w:unhideWhenUsed="1"/>
+    <w:lsdException w:name="HTML Preformatted" w:semiHidden="1" w:unhideWhenUsed="1"/>
+    <w:lsdException w:name="HTML Sample" w:semiHidden="1" w:unhideWhenUsed="1"/>
+    <w:lsdException w:name="HTML Typewriter" w:semiHidden="1" w:unhideWhenUsed="1"/>
+    <w:lsdException w:name="HTML Variable" w:semiHidden="1" w:unhideWhenUsed="1"/>
+    <w:lsdException w:name="Normal Table" w:semiHidden="1" w:unhideWhenUsed="1"/>
+    <w:lsdException w:name="annotation subject" w:semiHidden="1" w:unhideWhenUsed="1"/>
+    <w:lsdException w:name="No List" w:semiHidden="1" w:unhideWhenUsed="1"/>
+    <w:lsdException w:name="Outline List 1" w:semiHidden="1" w:unhideWhenUsed="1"/>
+    <w:lsdException w:name="Outline List 2" w:semiHidden="1" w:unhideWhenUsed="1"/>
+    <w:lsdException w:name="Outline List 3" w:semiHidden="1" w:unhideWhenUsed="1"/>
+    <w:lsdException w:name="Table Simple 1" w:semiHidden="1" w:unhideWhenUsed="1"/>
+    <w:lsdException w:name="Table Simple 2" w:semiHidden="1" w:unhideWhenUsed="1"/>
+    <w:lsdException w:name="Table Simple 3" w:semiHidden="1" w:unhideWhenUsed="1"/>
+    <w:lsdException w:name="Table Classic 1" w:semiHidden="1" w:unhideWhenUsed="1"/>
+    <w:lsdException w:name="Table Classic 2" w:semiHidden="1" w:unhideWhenUsed="1"/>
+    <w:lsdException w:name="Table Classic 3" w:semiHidden="1" w:unhideWhenUsed="1"/>
+    <w:lsdException w:name="Table Classic 4" w:semiHidden="1" w:unhideWhenUsed="1"/>
+    <w:lsdException w:name="Table Colorful 1" w:semiHidden="1" w:unhideWhenUsed="1"/>
+    <w:lsdException w:name="Table Colorful 2" w:semiHidden="1" w:unhideWhenUsed="1"/>
+    <w:lsdException w:name="Table Colorful 3" w:semiHidden="1" w:unhideWhenUsed="1"/>
+    <w:lsdException w:name="Table Columns 1" w:semiHidden="1" w:unhideWhenUsed="1"/>
+    <w:lsdException w:name="Table Columns 2" w:semiHidden="1" w:unhideWhenUsed="1"/>
+    <w:lsdException w:name="Table Columns 3" w:semiHidden="1" w:unhideWhenUsed="1"/>
+    <w:lsdException w:name="Table Columns 4" w:semiHidden="1" w:unhideWhenUsed="1"/>
+    <w:lsdException w:name="Table Columns 5" w:semiHidden="1" w:unhideWhenUsed="1"/>
+    <w:lsdException w:name="Table Grid 1" w:semiHidden="1" w:unhideWhenUsed="1"/>
+    <w:lsdException w:name="Table Grid 2" w:semiHidden="1" w:unhideWhenUsed="1"/>
+    <w:lsdException w:name="Table Grid 3" w:semiHidden="1" w:unhideWhenUsed="1"/>
+    <w:lsdException w:name="Table Grid 4" w:semiHidden="1" w:unhideWhenUsed="1"/>
+    <w:lsdException w:name="Table Grid 5" w:semiHidden="1" w:unhideWhenUsed="1"/>
+    <w:lsdException w:name="Table Grid 6" w:semiHidden="1" w:unhideWhenUsed="1"/>
+    <w:lsdException w:name="Table Grid 7" w:semiHidden="1" w:unhideWhenUsed="1"/>
+    <w:lsdException w:name="Table Grid 8" w:semiHidden="1" w:unhideWhenUsed="1"/>
+    <w:lsdException w:name="Table List 1" w:semiHidden="1" w:unhideWhenUsed="1"/>
+    <w:lsdException w:name="Table List 2" w:semiHidden="1" w:unhideWhenUsed="1"/>
+    <w:lsdException w:name="Table List 3" w:semiHidden="1" w:unhideWhenUsed="1"/>
+    <w:lsdException w:name="Table List 4" w:semiHidden="1" w:unhideWhenUsed="1"/>
+    <w:lsdException w:name="Table List 5" w:semiHidden="1" w:unhideWhenUsed="1"/>
+    <w:lsdException w:name="Table List 6" w:semiHidden="1" w:unhideWhenUsed="1"/>
+    <w:lsdException w:name="Table List 7" w:semiHidden="1" w:unhideWhenUsed="1"/>
+    <w:lsdException w:name="Table List 8" w:semiHidden="1" w:unhideWhenUsed="1"/>
+    <w:lsdException w:name="Table 3D effects 1" w:semiHidden="1" w:unhideWhenUsed="1"/>
+    <w:lsdException w:name="Table 3D effects 2" w:semiHidden="1" w:unhideWhenUsed="1"/>
+    <w:lsdException w:name="Table 3D effects 3" w:semiHidden="1" w:unhideWhenUsed="1"/>
+    <w:lsdException w:name="Table Contemporary" w:semiHidden="1" w:unhideWhenUsed="1"/>
+    <w:lsdException w:name="Table Elegant" w:semiHidden="1" w:unhideWhenUsed="1"/>
+    <w:lsdException w:name="Table Professional" w:semiHidden="1" w:unhideWhenUsed="1"/>
+    <w:lsdException w:name="Table Subtle 1" w:semiHidden="1" w:unhideWhenUsed="1"/>
+    <w:lsdException w:name="Table Subtle 2" w:semiHidden="1" w:unhideWhenUsed="1"/>
+    <w:lsdException w:name="Table Web 1" w:semiHidden="1" w:unhideWhenUsed="1"/>
+    <w:lsdException w:name="Table Web 2" w:semiHidden="1" w:unhideWhenUsed="1"/>
+    <w:lsdException w:name="Table Web 3" w:semiHidden="1" w:unhideWhenUsed="1"/>
+    <w:lsdException w:name="Balloon Text" w:semiHidden="1" w:unhideWhenUsed="1"/>
+    <w:lsdException w:name="Table Grid" w:uiPriority="39"/>
+    <w:lsdException w:name="Table Theme" w:semiHidden="1" w:unhideWhenUsed="1"/>
+    <w:lsdException w:name="Placeholder Text" w:semiHidden="1"/>
+    <w:lsdException w:name="No Spacing" w:uiPriority="1" w:qFormat="1"/>
+    <w:lsdException w:name="Light Shading" w:uiPriority="60"/>
+    <w:lsdException w:name="Light List" w:uiPriority="61"/>
+    <w:lsdException w:name="Light Grid" w:uiPriority="62"/>
+    <w:lsdException w:name="Medium Shading 1" w:uiPriority="63"/>
+    <w:lsdException w:name="Medium Shading 2" w:uiPriority="64"/>
+    <w:lsdException w:name="Medium List 1" w:uiPriority="65"/>
+    <w:lsdException w:name="Medium List 2" w:uiPriority="66"/>
+    <w:lsdException w:name="Medium Grid 1" w:uiPriority="67"/>
+    <w:lsdException w:name="Medium Grid 2" w:uiPriority="68"/>
+    <w:lsdException w:name="Medium Grid 3" w:uiPriority="69"/>
+    <w:lsdException w:name="Dark List" w:uiPriority="70"/>
+    <w:lsdException w:name="Colorful Shading" w:uiPriority="71"/>
+    <w:lsdException w:name="Colorful List" w:uiPriority="72"/>
+    <w:lsdException w:name="Colorful Grid" w:uiPriority="73"/>
+    <w:lsdException w:name="Light Shading Accent 1" w:uiPriority="60"/>
+    <w:lsdException w:name="Light List Accent 1" w:uiPriority="61"/>
+    <w:lsdException w:name="Light Grid Accent 1" w:uiPriority="62"/>
+    <w:lsdException w:name="Medium Shading 1 Accent 1" w:uiPriority="63"/>
+    <w:lsdException w:name="Medium Shading 2 Accent 1" w:uiPriority="64"/>
+    <w:lsdException w:name="Medium List 1 Accent 1" w:uiPriority="65"/>
+    <w:lsdException w:name="Revision" w:semiHidden="1"/>
+    <w:lsdException w:name="List Paragraph" w:uiPriority="34" w:qFormat="1"/>
+    <w:lsdException w:name="Quote" w:uiPriority="29" w:qFormat="1"/>
+    <w:lsdException w:name="Intense Quote" w:uiPriority="30" w:qFormat="1"/>
+    <w:lsdException w:name="Medium List 2 Accent 1" w:uiPriority="66"/>
+    <w:lsdException w:name="Medium Grid 1 Accent 1" w:uiPriority="67"/>
+    <w:lsdException w:name="Medium Grid 2 Accent 1" w:uiPriority="68"/>
+    <w:lsdException w:name="Medium Grid 3 Accent 1" w:uiPriority="69"/>
+    <w:lsdException w:name="Dark List Accent 1" w:uiPriority="70"/>
+    <w:lsdException w:name="Colorful Shading Accent 1" w:uiPriority="71"/>
+    <w:lsdException w:name="Colorful List Accent 1" w:uiPriority="72"/>
+    <w:lsdException w:name="Colorful Grid Accent 1" w:uiPriority="73"/>
+    <w:lsdException w:name="Light Shading Accent 2" w:uiPriority="60"/>
+    <w:lsdException w:name="Light List Accent 2" w:uiPriority="61"/>
+    <w:lsdException w:name="Light Grid Accent 2" w:uiPriority="62"/>
+    <w:lsdException w:name="Medium Shading 1 Accent 2" w:uiPriority="63"/>
+    <w:lsdException w:name="Medium Shading 2 Accent 2" w:uiPriority="64"/>
+    <w:lsdException w:name="Medium List 1 Accent 2" w:uiPriority="65"/>
+    <w:lsdException w:name="Medium List 2 Accent 2" w:uiPriority="66"/>
+    <w:lsdException w:name="Medium Grid 1 Accent 2" w:uiPriority="67"/>
+    <w:lsdException w:name="Medium Grid 2 Accent 2" w:uiPriority="68"/>
+    <w:lsdException w:name="Medium Grid 3 Accent 2" w:uiPriority="69"/>
+    <w:lsdException w:name="Dark List Accent 2" w:uiPriority="70"/>
+    <w:lsdException w:name="Colorful Shading Accent 2" w:uiPriority="71"/>
+    <w:lsdException w:name="Colorful List Accent 2" w:uiPriority="72"/>
+    <w:lsdException w:name="Colorful Grid Accent 2" w:uiPriority="73"/>
+    <w:lsdException w:name="Light Shading Accent 3" w:uiPriority="60"/>
+    <w:lsdException w:name="Light List Accent 3" w:uiPriority="61"/>
+    <w:lsdException w:name="Light Grid Accent 3" w:uiPriority="62"/>
+    <w:lsdException w:name="Medium Shading 1 Accent 3" w:uiPriority="63"/>
+    <w:lsdException w:name="Medium Shading 2 Accent 3" w:uiPriority="64"/>
+    <w:lsdException w:name="Medium List 1 Accent 3" w:uiPriority="65"/>
+    <w:lsdException w:name="Medium List 2 Accent 3" w:uiPriority="66"/>
+    <w:lsdException w:name="Medium Grid 1 Accent 3" w:uiPriority="67"/>
+    <w:lsdException w:name="Medium Grid 2 Accent 3" w:uiPriority="68"/>
+    <w:lsdException w:name="Medium Grid 3 Accent 3" w:uiPriority="69"/>
+    <w:lsdException w:name="Dark List Accent 3" w:uiPriority="70"/>
+    <w:lsdException w:name="Colorful Shading Accent 3" w:uiPriority="71"/>
+    <w:lsdException w:name="Colorful List Accent 3" w:uiPriority="72"/>
+    <w:lsdException w:name="Colorful Grid Accent 3" w:uiPriority="73"/>
+    <w:lsdException w:name="Light Shading Accent 4" w:uiPriority="60"/>
+    <w:lsdException w:name="Light List Accent 4" w:uiPriority="61"/>
+    <w:lsdException w:name="Light Grid Accent 4" w:uiPriority="62"/>
+    <w:lsdException w:name="Medium Shading 1 Accent 4" w:uiPriority="63"/>
+    <w:lsdException w:name="Medium Shading 2 Accent 4" w:uiPriority="64"/>
+    <w:lsdException w:name="Medium List 1 Accent 4" w:uiPriority="65"/>
+    <w:lsdException w:name="Medium List 2 Accent 4" w:uiPriority="66"/>
+    <w:lsdException w:name="Medium Grid 1 Accent 4" w:uiPriority="67"/>
+    <w:lsdException w:name="Medium Grid 2 Accent 4" w:uiPriority="68"/>
+    <w:lsdException w:name="Medium Grid 3 Accent 4" w:uiPriority="69"/>
+    <w:lsdException w:name="Dark List Accent 4" w:uiPriority="70"/>
+    <w:lsdException w:name="Colorful Shading Accent 4" w:uiPriority="71"/>
+    <w:lsdException w:name="Colorful List Accent 4" w:uiPriority="72"/>
+    <w:lsdException w:name="Colorful Grid Accent 4" w:uiPriority="73"/>
+    <w:lsdException w:name="Light Shading Accent 5" w:uiPriority="60"/>
+    <w:lsdException w:name="Light List Accent 5" w:uiPriority="61"/>
+    <w:lsdException w:name="Light Grid Accent 5" w:uiPriority="62"/>
+    <w:lsdException w:name="Medium Shading 1 Accent 5" w:uiPriority="63"/>
+    <w:lsdException w:name="Medium Shading 2 Accent 5" w:uiPriority="64"/>
+    <w:lsdException w:name="Medium List 1 Accent 5" w:uiPriority="65"/>
+    <w:lsdException w:name="Medium List 2 Accent 5" w:uiPriority="66"/>
+    <w:lsdException w:name="Medium Grid 1 Accent 5" w:uiPriority="67"/>
+    <w:lsdException w:name="Medium Grid 2 Accent 5" w:uiPriority="68"/>
+    <w:lsdException w:name="Medium Grid 3 Accent 5" w:uiPriority="69"/>
+    <w:lsdException w:name="Dark List Accent 5" w:uiPriority="70"/>
+    <w:lsdException w:name="Colorful Shading Accent 5" w:uiPriority="71"/>
+    <w:lsdException w:name="Colorful List Accent 5" w:uiPriority="72"/>
+    <w:lsdException w:name="Colorful Grid Accent 5" w:uiPriority="73"/>
+    <w:lsdException w:name="Light Shading Accent 6" w:uiPriority="60"/>
+    <w:lsdException w:name="Light List Accent 6" w:uiPriority="61"/>
+    <w:lsdException w:name="Light Grid Accent 6" w:uiPriority="62"/>
+    <w:lsdException w:name="Medium Shading 1 Accent 6" w:uiPriority="63"/>
+    <w:lsdException w:name="Medium Shading 2 Accent 6" w:uiPriority="64"/>
+    <w:lsdException w:name="Medium List 1 Accent 6" w:uiPriority="65"/>
+    <w:lsdException w:name="Medium List 2 Accent 6" w:uiPriority="66"/>
+    <w:lsdException w:name="Medium Grid 1 Accent 6" w:uiPriority="67"/>
+    <w:lsdException w:name="Medium Grid 2 Accent 6" w:uiPriority="68"/>
+    <w:lsdException w:name="Medium Grid 3 Accent 6" w:uiPriority="69"/>
+    <w:lsdException w:name="Dark List Accent 6" w:uiPriority="70"/>
+    <w:lsdException w:name="Colorful Shading Accent 6" w:uiPriority="71"/>
+    <w:lsdException w:name="Colorful List Accent 6" w:uiPriority="72"/>
+    <w:lsdException w:name="Colorful Grid Accent 6" w:uiPriority="73"/>
+    <w:lsdException w:name="Subtle Emphasis" w:uiPriority="19" w:qFormat="1"/>
+    <w:lsdException w:name="Intense Emphasis" w:uiPriority="21" w:qFormat="1"/>
+    <w:lsdException w:name="Subtle Reference" w:uiPriority="31" w:qFormat="1"/>
+    <w:lsdException w:name="Intense Reference" w:uiPriority="32" w:qFormat="1"/>
+    <w:lsdException w:name="Book Title" w:uiPriority="33" w:qFormat="1"/>
+    <w:lsdException w:name="Bibliography" w:semiHidden="1" w:uiPriority="37" w:unhideWhenUsed="1"/>
+    <w:lsdException w:name="TOC Heading" w:semiHidden="1" w:uiPriority="39" w:unhideWhenUsed="1" w:qFormat="1"/>
+    <w:lsdException w:name="Plain Table 1" w:uiPriority="41"/>
+    <w:lsdException w:name="Plain Table 2" w:uiPriority="42"/>
+    <w:lsdException w:name="Plain Table 3" w:uiPriority="43"/>
+    <w:lsdException w:name="Plain Table 4" w:uiPriority="44"/>
+    <w:lsdException w:name="Plain Table 5" w:uiPriority="45"/>
+    <w:lsdException w:name="Grid Table Light" w:uiPriority="40"/>
+    <w:lsdException w:name="Grid Table 1 Light" w:uiPriority="46"/>
+    <w:lsdException w:name="Grid Table 2" w:uiPriority="47"/>
+    <w:lsdException w:name="Grid Table 3" w:uiPriority="48"/>
+    <w:lsdException w:name="Grid Table 4" w:uiPriority="49"/>
+    <w:lsdException w:name="Grid Table 5 Dark" w:uiPriority="50"/>
+    <w:lsdException w:name="Grid Table 6 Colorful" w:uiPriority="51"/>
+    <w:lsdException w:name="Grid Table 7 Colorful" w:uiPriority="52"/>
+    <w:lsdException w:name="Grid Table 1 Light Accent 1" w:uiPriority="46"/>
+    <w:lsdException w:name="Grid Table 2 Accent 1" w:uiPriority="47"/>
+    <w:lsdException w:name="Grid Table 3 Accent 1" w:uiPriority="48"/>
+    <w:lsdException w:name="Grid Table 4 Accent 1" w:uiPriority="49"/>
+    <w:lsdException w:name="Grid Table 5 Dark Accent 1" w:uiPriority="50"/>
+    <w:lsdException w:name="Grid Table 6 Colorful Accent 1" w:uiPriority="51"/>
+    <w:lsdException w:name="Grid Table 7 Colorful Accent 1" w:uiPriority="52"/>
+    <w:lsdException w:name="Grid Table 1 Light Accent 2" w:uiPriority="46"/>
+    <w:lsdException w:name="Grid Table 2 Accent 2" w:uiPriority="47"/>
+    <w:lsdException w:name="Grid Table 3 Accent 2" w:uiPriority="48"/>
+    <w:lsdException w:name="Grid Table 4 Accent 2" w:uiPriority="49"/>
+    <w:lsdException w:name="Grid Table 5 Dark Accent 2" w:uiPriority="50"/>
+    <w:lsdException w:name="Grid Table 6 Colorful Accent 2" w:uiPriority="51"/>
+    <w:lsdException w:name="Grid Table 7 Colorful Accent 2" w:uiPriority="52"/>
+    <w:lsdException w:name="Grid Table 1 Light Accent 3" w:uiPriority="46"/>
+    <w:lsdException w:name="Grid Table 2 Accent 3" w:uiPriority="47"/>
+    <w:lsdException w:name="Grid Table 3 Accent 3" w:uiPriority="48"/>
+    <w:lsdException w:name="Grid Table 4 Accent 3" w:uiPriority="49"/>
+    <w:lsdException w:name="Grid Table 5 Dark Accent 3" w:uiPriority="50"/>
+    <w:lsdException w:name="Grid Table 6 Colorful Accent 3" w:uiPriority="51"/>
+    <w:lsdException w:name="Grid Table 7 Colorful Accent 3" w:uiPriority="52"/>
+    <w:lsdException w:name="Grid Table 1 Light Accent 4" w:uiPriority="46"/>
+    <w:lsdException w:name="Grid Table 2 Accent 4" w:uiPriority="47"/>
+    <w:lsdException w:name="Grid Table 3 Accent 4" w:uiPriority="48"/>
+    <w:lsdException w:name="Grid Table 4 Accent 4" w:uiPriority="49"/>
+    <w:lsdException w:name="Grid Table 5 Dark Accent 4" w:uiPriority="50"/>
+    <w:lsdException w:name="Grid Table 6 Colorful Accent 4" w:uiPriority="51"/>
+    <w:lsdException w:name="Grid Table 7 Colorful Accent 4" w:uiPriority="52"/>
+    <w:lsdException w:name="Grid Table 1 Light Accent 5" w:uiPriority="46"/>
+    <w:lsdException w:name="Grid Table 2 Accent 5" w:uiPriority="47"/>
+    <w:lsdException w:name="Grid Table 3 Accent 5" w:uiPriority="48"/>
+    <w:lsdException w:name="Grid Table 4 Accent 5" w:uiPriority="49"/>
+    <w:lsdException w:name="Grid Table 5 Dark Accent 5" w:uiPriority="50"/>
+    <w:lsdException w:name="Grid Table 6 Colorful Accent 5" w:uiPriority="51"/>
+    <w:lsdException w:name="Grid Table 7 Colorful Accent 5" w:uiPriority="52"/>
+    <w:lsdException w:name="Grid Table 1 Light Accent 6" w:uiPriority="46"/>
+    <w:lsdException w:name="Grid Table 2 Accent 6" w:uiPriority="47"/>
+    <w:lsdException w:name="Grid Table 3 Accent 6" w:uiPriority="48"/>
+    <w:lsdException w:name="Grid Table 4 Accent 6" w:uiPriority="49"/>
+    <w:lsdException w:name="Grid Table 5 Dark Accent 6" w:uiPriority="50"/>
+    <w:lsdException w:name="Grid Table 6 Colorful Accent 6" w:uiPriority="51"/>
+    <w:lsdException w:name="Grid Table 7 Colorful Accent 6" w:uiPriority="52"/>
+    <w:lsdException w:name="List Table 1 Light" w:uiPriority="46"/>
+    <w:lsdException w:name="List Table 2" w:uiPriority="47"/>
+    <w:lsdException w:name="List Table 3" w:uiPriority="48"/>
+    <w:lsdException w:name="List Table 4" w:uiPriority="49"/>
+    <w:lsdException w:name="List Table 5 Dark" w:uiPriority="50"/>
+    <w:lsdException w:name="List Table 6 Colorful" w:uiPriority="51"/>
+    <w:lsdException w:name="List Table 7 Colorful" w:uiPriority="52"/>
+    <w:lsdException w:name="List Table 1 Light Accent 1" w:uiPriority="46"/>
+    <w:lsdException w:name="List Table 2 Accent 1" w:uiPriority="47"/>
+    <w:lsdException w:name="List Table 3 Accent 1" w:uiPriority="48"/>
+    <w:lsdException w:name="List Table 4 Accent 1" w:uiPriority="49"/>
+    <w:lsdException w:name="List Table 5 Dark Accent 1" w:uiPriority="50"/>
+    <w:lsdException w:name="List Table 6 Colorful Accent 1" w:uiPriority="51"/>
+    <w:lsdException w:name="List Table 7 Colorful Accent 1" w:uiPriority="52"/>
+    <w:lsdException w:name="List Table 1 Light Accent 2" w:uiPriority="46"/>
+    <w:lsdException w:name="List Table 2 Accent 2" w:uiPriority="47"/>
+    <w:lsdException w:name="List Table 3 Accent 2" w:uiPriority="48"/>
+    <w:lsdException w:name="List Table 4 Accent 2" w:uiPriority="49"/>
+    <w:lsdException w:name="List Table 5 Dark Accent 2" w:uiPriority="50"/>
+    <w:lsdException w:name="List Table 6 Colorful Accent 2" w:uiPriority="51"/>
+    <w:lsdException w:name="List Table 7 Colorful Accent 2" w:uiPriority="52"/>
+    <w:lsdException w:name="List Table 1 Light Accent 3" w:uiPriority="46"/>
+    <w:lsdException w:name="List Table 2 Accent 3" w:uiPriority="47"/>
+    <w:lsdException w:name="List Table 3 Accent 3" w:uiPriority="48"/>
+    <w:lsdException w:name="List Table 4 Accent 3" w:uiPriority="49"/>
+    <w:lsdException w:name="List Table 5 Dark Accent 3" w:uiPriority="50"/>
+    <w:lsdException w:name="List Table 6 Colorful Accent 3" w:uiPriority="51"/>
+    <w:lsdException w:name="List Table 7 Colorful Accent 3" w:uiPriority="52"/>
+    <w:lsdException w:name="List Table 1 Light Accent 4" w:uiPriority="46"/>
+    <w:lsdException w:name="List Table 2 Accent 4" w:uiPriority="47"/>
+    <w:lsdException w:name="List Table 3 Accent 4" w:uiPriority="48"/>
+    <w:lsdException w:name="List Table 4 Accent 4" w:uiPriority="49"/>
+    <w:lsdException w:name="List Table 5 Dark Accent 4" w:uiPriority="50"/>
+    <w:lsdException w:name="List Table 6 Colorful Accent 4" w:uiPriority="51"/>
+    <w:lsdException w:name="List Table 7 Colorful Accent 4" w:uiPriority="52"/>
+    <w:lsdException w:name="List Table 1 Light Accent 5" w:uiPriority="46"/>
+    <w:lsdException w:name="List Table 2 Accent 5" w:uiPriority="47"/>
+    <w:lsdException w:name="List Table 3 Accent 5" w:uiPriority="48"/>
+    <w:lsdException w:name="List Table 4 Accent 5" w:uiPriority="49"/>
+    <w:lsdException w:name="List Table 5 Dark Accent 5" w:uiPriority="50"/>
+    <w:lsdException w:name="List Table 6 Colorful Accent 5" w:uiPriority="51"/>
+    <w:lsdException w:name="List Table 7 Colorful Accent 5" w:uiPriority="52"/>
+    <w:lsdException w:name="List Table 1 Light Accent 6" w:uiPriority="46"/>
+    <w:lsdException w:name="List Table 2 Accent 6" w:uiPriority="47"/>
+    <w:lsdException w:name="List Table 3 Accent 6" w:uiPriority="48"/>
+    <w:lsdException w:name="List Table 4 Accent 6" w:uiPriority="49"/>
+    <w:lsdException w:name="List Table 5 Dark Accent 6" w:uiPriority="50"/>
+    <w:lsdException w:name="List Table 6 Colorful Accent 6" w:uiPriority="51"/>
+    <w:lsdException w:name="List Table 7 Colorful Accent 6" w:uiPriority="52"/>
+    <w:lsdException w:name="Mention" w:semiHidden="1" w:unhideWhenUsed="1"/>
+    <w:lsdException w:name="Smart Hyperlink" w:semiHidden="1" w:unhideWhenUsed="1"/>
+    <w:lsdException w:name="Hashtag" w:semiHidden="1" w:unhideWhenUsed="1"/>
+    <w:lsdException w:name="Unresolved Mention" w:semiHidden="1" w:unhideWhenUsed="1"/>
+    <w:lsdException w:name="Smart Link" w:semiHidden="1" w:unhideWhenUsed="1"/>
+  </w:latentStyles>
   <w:style w:type="paragraph" w:default="1" w:styleId="Normal">
     <w:name w:val="Normal"/>
+    <w:qFormat/>
   </w:style>
   <w:style w:type="paragraph" w:styleId="Heading1">
     <w:name w:val="heading 1"/>
     <w:basedOn w:val="Normal"/>
     <w:next w:val="Normal"/>
+    <w:uiPriority w:val="9"/>
+    <w:qFormat/>
     <w:pPr>
       <w:keepNext/>
       <w:spacing w:before="480" w:after="200"/>
@@ -1135,6 +1642,9 @@
     <w:name w:val="heading 2"/>
     <w:basedOn w:val="Normal"/>
     <w:next w:val="Normal"/>
+    <w:uiPriority w:val="9"/>
+    <w:unhideWhenUsed/>
+    <w:qFormat/>
     <w:pPr>
       <w:keepNext/>
       <w:spacing w:before="360" w:after="120"/>
@@ -1151,6 +1661,9 @@
     <w:name w:val="heading 3"/>
     <w:basedOn w:val="Normal"/>
     <w:next w:val="Normal"/>
+    <w:uiPriority w:val="9"/>
+    <w:unhideWhenUsed/>
+    <w:qFormat/>
     <w:pPr>
       <w:keepNext/>
       <w:spacing w:before="200" w:after="80"/>
@@ -1162,6 +1675,33 @@
       <w:color w:val="1F4E79"/>
       <w:sz w:val="24"/>
     </w:rPr>
+  </w:style>
+  <w:style w:type="character" w:default="1" w:styleId="DefaultParagraphFont">
+    <w:name w:val="Default Paragraph Font"/>
+    <w:uiPriority w:val="1"/>
+    <w:semiHidden/>
+    <w:unhideWhenUsed/>
+  </w:style>
+  <w:style w:type="table" w:default="1" w:styleId="TableNormal">
+    <w:name w:val="Normal Table"/>
+    <w:uiPriority w:val="99"/>
+    <w:semiHidden/>
+    <w:unhideWhenUsed/>
+    <w:tblPr>
+      <w:tblInd w:w="0" w:type="dxa"/>
+      <w:tblCellMar>
+        <w:top w:w="0" w:type="dxa"/>
+        <w:left w:w="108" w:type="dxa"/>
+        <w:bottom w:w="0" w:type="dxa"/>
+        <w:right w:w="108" w:type="dxa"/>
+      </w:tblCellMar>
+    </w:tblPr>
+  </w:style>
+  <w:style w:type="numbering" w:default="1" w:styleId="NoList">
+    <w:name w:val="No List"/>
+    <w:uiPriority w:val="99"/>
+    <w:semiHidden/>
+    <w:unhideWhenUsed/>
   </w:style>
   <w:style w:type="paragraph" w:styleId="ListParagraph">
     <w:name w:val="List Paragraph"/>
@@ -1176,17 +1716,309 @@
     <w:basedOn w:val="TableNormal"/>
     <w:tblPr>
       <w:tblBorders>
-        <w:top w:val="single" w:sz="4" w:color="999999"/>
-        <w:left w:val="single" w:sz="4" w:color="999999"/>
-        <w:bottom w:val="single" w:sz="4" w:color="999999"/>
-        <w:right w:val="single" w:sz="4" w:color="999999"/>
-        <w:insideH w:val="single" w:sz="4" w:color="999999"/>
-        <w:insideV w:val="single" w:sz="4" w:color="999999"/>
+        <w:top w:val="single" w:sz="4" w:space="0" w:color="999999"/>
+        <w:left w:val="single" w:sz="4" w:space="0" w:color="999999"/>
+        <w:bottom w:val="single" w:sz="4" w:space="0" w:color="999999"/>
+        <w:right w:val="single" w:sz="4" w:space="0" w:color="999999"/>
+        <w:insideH w:val="single" w:sz="4" w:space="0" w:color="999999"/>
+        <w:insideV w:val="single" w:sz="4" w:space="0" w:color="999999"/>
       </w:tblBorders>
     </w:tblPr>
   </w:style>
-  <w:style w:type="table" w:default="1" w:styleId="TableNormal">
-    <w:name w:val="Normal Table"/>
-  </w:style>
 </w:styles>
+</file>
+
+<file path=word/theme/theme1.xml><?xml version="1.0" encoding="utf-8"?>
+<a:theme xmlns:a="http://schemas.openxmlformats.org/drawingml/2006/main" name="Office Theme">
+  <a:themeElements>
+    <a:clrScheme name="Office">
+      <a:dk1>
+        <a:sysClr val="windowText" lastClr="000000"/>
+      </a:dk1>
+      <a:lt1>
+        <a:sysClr val="window" lastClr="FFFFFF"/>
+      </a:lt1>
+      <a:dk2>
+        <a:srgbClr val="44546A"/>
+      </a:dk2>
+      <a:lt2>
+        <a:srgbClr val="E7E6E6"/>
+      </a:lt2>
+      <a:accent1>
+        <a:srgbClr val="4472C4"/>
+      </a:accent1>
+      <a:accent2>
+        <a:srgbClr val="ED7D31"/>
+      </a:accent2>
+      <a:accent3>
+        <a:srgbClr val="A5A5A5"/>
+      </a:accent3>
+      <a:accent4>
+        <a:srgbClr val="FFC000"/>
+      </a:accent4>
+      <a:accent5>
+        <a:srgbClr val="5B9BD5"/>
+      </a:accent5>
+      <a:accent6>
+        <a:srgbClr val="70AD47"/>
+      </a:accent6>
+      <a:hlink>
+        <a:srgbClr val="0563C1"/>
+      </a:hlink>
+      <a:folHlink>
+        <a:srgbClr val="954F72"/>
+      </a:folHlink>
+    </a:clrScheme>
+    <a:fontScheme name="Office">
+      <a:majorFont>
+        <a:latin typeface="Calibri Light" panose="020F0302020204030204"/>
+        <a:ea typeface=""/>
+        <a:cs typeface=""/>
+        <a:font script="Jpan" typeface="游ゴシック Light"/>
+        <a:font script="Hang" typeface="맑은 고딕"/>
+        <a:font script="Hans" typeface="等线 Light"/>
+        <a:font script="Hant" typeface="新細明體"/>
+        <a:font script="Arab" typeface="Times New Roman"/>
+        <a:font script="Hebr" typeface="Times New Roman"/>
+        <a:font script="Thai" typeface="Angsana New"/>
+        <a:font script="Ethi" typeface="Nyala"/>
+        <a:font script="Beng" typeface="Vrinda"/>
+        <a:font script="Gujr" typeface="Shruti"/>
+        <a:font script="Khmr" typeface="MoolBoran"/>
+        <a:font script="Knda" typeface="Tunga"/>
+        <a:font script="Guru" typeface="Raavi"/>
+        <a:font script="Cans" typeface="Euphemia"/>
+        <a:font script="Cher" typeface="Plantagenet Cherokee"/>
+        <a:font script="Yiii" typeface="Microsoft Yi Baiti"/>
+        <a:font script="Tibt" typeface="Microsoft Himalaya"/>
+        <a:font script="Thaa" typeface="MV Boli"/>
+        <a:font script="Deva" typeface="Mangal"/>
+        <a:font script="Telu" typeface="Gautami"/>
+        <a:font script="Taml" typeface="Latha"/>
+        <a:font script="Syrc" typeface="Estrangelo Edessa"/>
+        <a:font script="Orya" typeface="Kalinga"/>
+        <a:font script="Mlym" typeface="Kartika"/>
+        <a:font script="Laoo" typeface="DokChampa"/>
+        <a:font script="Sinh" typeface="Iskoola Pota"/>
+        <a:font script="Mong" typeface="Mongolian Baiti"/>
+        <a:font script="Viet" typeface="Times New Roman"/>
+        <a:font script="Uigh" typeface="Microsoft Uighur"/>
+        <a:font script="Geor" typeface="Sylfaen"/>
+        <a:font script="Armn" typeface="Arial"/>
+        <a:font script="Bugi" typeface="Leelawadee UI"/>
+        <a:font script="Bopo" typeface="Microsoft JhengHei"/>
+        <a:font script="Java" typeface="Javanese Text"/>
+        <a:font script="Lisu" typeface="Segoe UI"/>
+        <a:font script="Mymr" typeface="Myanmar Text"/>
+        <a:font script="Nkoo" typeface="Ebrima"/>
+        <a:font script="Olck" typeface="Nirmala UI"/>
+        <a:font script="Osma" typeface="Ebrima"/>
+        <a:font script="Phag" typeface="Phagspa"/>
+        <a:font script="Syrn" typeface="Estrangelo Edessa"/>
+        <a:font script="Syrj" typeface="Estrangelo Edessa"/>
+        <a:font script="Syre" typeface="Estrangelo Edessa"/>
+        <a:font script="Sora" typeface="Nirmala UI"/>
+        <a:font script="Tale" typeface="Microsoft Tai Le"/>
+        <a:font script="Talu" typeface="Microsoft New Tai Lue"/>
+        <a:font script="Tfng" typeface="Ebrima"/>
+      </a:majorFont>
+      <a:minorFont>
+        <a:latin typeface="Calibri" panose="020F0502020204030204"/>
+        <a:ea typeface=""/>
+        <a:cs typeface=""/>
+        <a:font script="Jpan" typeface="游明朝"/>
+        <a:font script="Hang" typeface="맑은 고딕"/>
+        <a:font script="Hans" typeface="等线"/>
+        <a:font script="Hant" typeface="新細明體"/>
+        <a:font script="Arab" typeface="Arial"/>
+        <a:font script="Hebr" typeface="Arial"/>
+        <a:font script="Thai" typeface="Cordia New"/>
+        <a:font script="Ethi" typeface="Nyala"/>
+        <a:font script="Beng" typeface="Vrinda"/>
+        <a:font script="Gujr" typeface="Shruti"/>
+        <a:font script="Khmr" typeface="DaunPenh"/>
+        <a:font script="Knda" typeface="Tunga"/>
+        <a:font script="Guru" typeface="Raavi"/>
+        <a:font script="Cans" typeface="Euphemia"/>
+        <a:font script="Cher" typeface="Plantagenet Cherokee"/>
+        <a:font script="Yiii" typeface="Microsoft Yi Baiti"/>
+        <a:font script="Tibt" typeface="Microsoft Himalaya"/>
+        <a:font script="Thaa" typeface="MV Boli"/>
+        <a:font script="Deva" typeface="Mangal"/>
+        <a:font script="Telu" typeface="Gautami"/>
+        <a:font script="Taml" typeface="Latha"/>
+        <a:font script="Syrc" typeface="Estrangelo Edessa"/>
+        <a:font script="Orya" typeface="Kalinga"/>
+        <a:font script="Mlym" typeface="Kartika"/>
+        <a:font script="Laoo" typeface="DokChampa"/>
+        <a:font script="Sinh" typeface="Iskoola Pota"/>
+        <a:font script="Mong" typeface="Mongolian Baiti"/>
+        <a:font script="Viet" typeface="Arial"/>
+        <a:font script="Uigh" typeface="Microsoft Uighur"/>
+        <a:font script="Geor" typeface="Sylfaen"/>
+        <a:font script="Armn" typeface="Arial"/>
+        <a:font script="Bugi" typeface="Leelawadee UI"/>
+        <a:font script="Bopo" typeface="Microsoft JhengHei"/>
+        <a:font script="Java" typeface="Javanese Text"/>
+        <a:font script="Lisu" typeface="Segoe UI"/>
+        <a:font script="Mymr" typeface="Myanmar Text"/>
+        <a:font script="Nkoo" typeface="Ebrima"/>
+        <a:font script="Olck" typeface="Nirmala UI"/>
+        <a:font script="Osma" typeface="Ebrima"/>
+        <a:font script="Phag" typeface="Phagspa"/>
+        <a:font script="Syrn" typeface="Estrangelo Edessa"/>
+        <a:font script="Syrj" typeface="Estrangelo Edessa"/>
+        <a:font script="Syre" typeface="Estrangelo Edessa"/>
+        <a:font script="Sora" typeface="Nirmala UI"/>
+        <a:font script="Tale" typeface="Microsoft Tai Le"/>
+        <a:font script="Talu" typeface="Microsoft New Tai Lue"/>
+        <a:font script="Tfng" typeface="Ebrima"/>
+      </a:minorFont>
+    </a:fontScheme>
+    <a:fmtScheme name="Office">
+      <a:fillStyleLst>
+        <a:solidFill>
+          <a:schemeClr val="phClr"/>
+        </a:solidFill>
+        <a:gradFill rotWithShape="1">
+          <a:gsLst>
+            <a:gs pos="0">
+              <a:schemeClr val="phClr">
+                <a:lumMod val="110000"/>
+                <a:satMod val="105000"/>
+                <a:tint val="67000"/>
+              </a:schemeClr>
+            </a:gs>
+            <a:gs pos="50000">
+              <a:schemeClr val="phClr">
+                <a:lumMod val="105000"/>
+                <a:satMod val="103000"/>
+                <a:tint val="73000"/>
+              </a:schemeClr>
+            </a:gs>
+            <a:gs pos="100000">
+              <a:schemeClr val="phClr">
+                <a:lumMod val="105000"/>
+                <a:satMod val="109000"/>
+                <a:tint val="81000"/>
+              </a:schemeClr>
+            </a:gs>
+          </a:gsLst>
+          <a:lin ang="5400000" scaled="0"/>
+        </a:gradFill>
+        <a:gradFill rotWithShape="1">
+          <a:gsLst>
+            <a:gs pos="0">
+              <a:schemeClr val="phClr">
+                <a:satMod val="103000"/>
+                <a:lumMod val="102000"/>
+                <a:tint val="94000"/>
+              </a:schemeClr>
+            </a:gs>
+            <a:gs pos="50000">
+              <a:schemeClr val="phClr">
+                <a:satMod val="110000"/>
+                <a:lumMod val="100000"/>
+                <a:shade val="100000"/>
+              </a:schemeClr>
+            </a:gs>
+            <a:gs pos="100000">
+              <a:schemeClr val="phClr">
+                <a:lumMod val="99000"/>
+                <a:satMod val="120000"/>
+                <a:shade val="78000"/>
+              </a:schemeClr>
+            </a:gs>
+          </a:gsLst>
+          <a:lin ang="5400000" scaled="0"/>
+        </a:gradFill>
+      </a:fillStyleLst>
+      <a:lnStyleLst>
+        <a:ln w="6350" cap="flat" cmpd="sng" algn="ctr">
+          <a:solidFill>
+            <a:schemeClr val="phClr"/>
+          </a:solidFill>
+          <a:prstDash val="solid"/>
+          <a:miter lim="800000"/>
+        </a:ln>
+        <a:ln w="12700" cap="flat" cmpd="sng" algn="ctr">
+          <a:solidFill>
+            <a:schemeClr val="phClr"/>
+          </a:solidFill>
+          <a:prstDash val="solid"/>
+          <a:miter lim="800000"/>
+        </a:ln>
+        <a:ln w="19050" cap="flat" cmpd="sng" algn="ctr">
+          <a:solidFill>
+            <a:schemeClr val="phClr"/>
+          </a:solidFill>
+          <a:prstDash val="solid"/>
+          <a:miter lim="800000"/>
+        </a:ln>
+      </a:lnStyleLst>
+      <a:effectStyleLst>
+        <a:effectStyle>
+          <a:effectLst/>
+        </a:effectStyle>
+        <a:effectStyle>
+          <a:effectLst/>
+        </a:effectStyle>
+        <a:effectStyle>
+          <a:effectLst>
+            <a:outerShdw blurRad="57150" dist="19050" dir="5400000" algn="ctr" rotWithShape="0">
+              <a:srgbClr val="000000">
+                <a:alpha val="63000"/>
+              </a:srgbClr>
+            </a:outerShdw>
+          </a:effectLst>
+        </a:effectStyle>
+      </a:effectStyleLst>
+      <a:bgFillStyleLst>
+        <a:solidFill>
+          <a:schemeClr val="phClr"/>
+        </a:solidFill>
+        <a:solidFill>
+          <a:schemeClr val="phClr">
+            <a:tint val="95000"/>
+            <a:satMod val="170000"/>
+          </a:schemeClr>
+        </a:solidFill>
+        <a:gradFill rotWithShape="1">
+          <a:gsLst>
+            <a:gs pos="0">
+              <a:schemeClr val="phClr">
+                <a:tint val="93000"/>
+                <a:satMod val="150000"/>
+                <a:shade val="98000"/>
+                <a:lumMod val="102000"/>
+              </a:schemeClr>
+            </a:gs>
+            <a:gs pos="50000">
+              <a:schemeClr val="phClr">
+                <a:tint val="98000"/>
+                <a:satMod val="130000"/>
+                <a:shade val="90000"/>
+                <a:lumMod val="103000"/>
+              </a:schemeClr>
+            </a:gs>
+            <a:gs pos="100000">
+              <a:schemeClr val="phClr">
+                <a:shade val="63000"/>
+                <a:satMod val="120000"/>
+              </a:schemeClr>
+            </a:gs>
+          </a:gsLst>
+          <a:lin ang="5400000" scaled="0"/>
+        </a:gradFill>
+      </a:bgFillStyleLst>
+    </a:fmtScheme>
+  </a:themeElements>
+  <a:objectDefaults/>
+  <a:extraClrSchemeLst/>
+  <a:extLst>
+    <a:ext uri="{05A4C25C-085E-4340-85A3-A5531E510DB2}">
+      <thm15:themeFamily xmlns:thm15="http://schemas.microsoft.com/office/thememl/2012/main" name="Office Theme" id="{62F939B6-93AF-4DB8-9C6B-D6C7DFDC589F}" vid="{4A3C46E8-61CC-4603-A589-7422A47A8E4A}"/>
+    </a:ext>
+  </a:extLst>
+</a:theme>
 </file>
--- a/docs/PRIVACY_POLICY.docx
+++ b/docs/PRIVACY_POLICY.docx
@@ -7,7 +7,7 @@
         <w:pStyle w:val="Heading1"/>
       </w:pPr>
       <w:r>
-        <w:t xml:space="preserve">Privacy Policy -- Customer Visits</w:t>
+        <w:t xml:space="preserve">Privacy Policy — Customer Visits</w:t>
       </w:r>
     </w:p>
     <w:p>
@@ -29,7 +29,7 @@
         <w:t xml:space="preserve">Last updated:</w:t>
       </w:r>
       <w:r>
-        <w:t xml:space="preserve"> 14 September 2026</w:t>
+        <w:t xml:space="preserve"> 16 September 2026</w:t>
       </w:r>
     </w:p>
     <w:p>
@@ -52,7 +52,7 @@
         <w:t xml:space="preserve">Customer Visits</w:t>
       </w:r>
       <w:r>
-        <w:t xml:space="preserve"> mobile application ("the App"). The App is a field workforce tool: employees of our customer organisations use it to plan and record customer site visits, to record their route during a work day, and to share their work location with their manager during working hours.</w:t>
+        <w:t xml:space="preserve"> mobile application ("the App"). The App is a field‑workforce tool: employees of our customer organisations use it to plan and record customer site visits, including where each visit started and ended and the route taken while the visit was in progress.</w:t>
       </w:r>
     </w:p>
     <w:p>
@@ -101,7 +101,7 @@
         <w:t xml:space="preserve">Your employer is the data controller</w:t>
       </w:r>
       <w:r>
-        <w:t xml:space="preserve"> for the visit records and live-location data you generate. Your employer decides who in their organisation can see your location and visit history.</w:t>
+        <w:t xml:space="preserve"> for the visit records, visit locations and visit routes you generate. Your employer decides who in their organisation can see your visit history and visit routes.</w:t>
       </w:r>
     </w:p>
     <w:p>
@@ -119,13 +119,29 @@
         <w:t xml:space="preserve">Digital Harbor is a data processor</w:t>
       </w:r>
       <w:r>
-        <w:t xml:space="preserve"> -- we build, host and maintain the App and its backend on behalf of your employer. We process your data only on their instructions.</w:t>
-      </w:r>
-    </w:p>
-    <w:p>
-      <w:r>
-        <w:t xml:space="preserve">If you have questions about how your employer uses this data (retention, access, deletion), contact your employer's HR or IT department directly.</w:t>
-      </w:r>
+        <w:t xml:space="preserve"> — we build, host and maintain the App and its backend on behalf of your employer. We process your data only on their instructions.</w:t>
+      </w:r>
+    </w:p>
+    <w:p>
+      <w:r>
+        <w:t xml:space="preserve">If you have questions about how </w:t>
+      </w:r>
+      <w:r>
+        <w:rPr>
+          <w:i/>
+        </w:rPr>
+        <w:t xml:space="preserve">your employer</w:t>
+      </w:r>
+      <w:r>
+        <w:t xml:space="preserve"> uses this data (retention, access, deletion), contact your employer's HR or IT department directly.</w:t>
+      </w:r>
+    </w:p>
+    <w:p>
+      <w:pPr>
+        <w:pBdr>
+          <w:bottom w:val="single" w:sz="6" w:space="1" w:color="999999"/>
+        </w:pBdr>
+      </w:pPr>
     </w:p>
     <w:p>
       <w:pPr>
@@ -157,7 +173,7 @@
         </w:numPr>
       </w:pPr>
       <w:r>
-        <w:t xml:space="preserve">Your name, email or username, and an internal employee ID.</w:t>
+        <w:t xml:space="preserve">Your name, email or username, and an internal user and employee ID.</w:t>
       </w:r>
     </w:p>
     <w:p>
@@ -182,7 +198,16 @@
     </w:p>
     <w:p>
       <w:r>
-        <w:t xml:space="preserve">The App collects your device's location -- latitude, longitude, accuracy, and, for route recording, altitude, speed, heading and the time of each position -- in the following cases:</w:t>
+        <w:t xml:space="preserve">The App collects your device's location </w:t>
+      </w:r>
+      <w:r>
+        <w:rPr>
+          <w:b/>
+        </w:rPr>
+        <w:t xml:space="preserve">only for customer visits</w:t>
+      </w:r>
+      <w:r>
+        <w:t xml:space="preserve">, in the following cases:</w:t>
       </w:r>
     </w:p>
     <w:tbl>
@@ -199,9 +224,10 @@
         </w:tblBorders>
       </w:tblPr>
       <w:tblGrid>
-        <w:gridCol w:w="3000"/>
-        <w:gridCol w:w="3000"/>
-        <w:gridCol w:w="3000"/>
+        <w:gridCol w:w="2250"/>
+        <w:gridCol w:w="2250"/>
+        <w:gridCol w:w="2250"/>
+        <w:gridCol w:w="2250"/>
       </w:tblGrid>
       <w:tr>
         <w:trPr>
@@ -209,7 +235,7 @@
         </w:trPr>
         <w:tc>
           <w:tcPr>
-            <w:tcW w:w="3000" w:type="dxa"/>
+            <w:tcW w:w="2250" w:type="dxa"/>
             <w:shd w:val="clear" w:color="auto" w:fill="EEEEEE"/>
           </w:tcPr>
           <w:p>
@@ -223,7 +249,21 @@
         </w:tc>
         <w:tc>
           <w:tcPr>
-            <w:tcW w:w="3000" w:type="dxa"/>
+            <w:tcW w:w="2250" w:type="dxa"/>
+            <w:shd w:val="clear" w:color="auto" w:fill="EEEEEE"/>
+          </w:tcPr>
+          <w:p>
+            <w:r>
+              <w:rPr>
+                <w:b/>
+              </w:rPr>
+              <w:t xml:space="preserve">What</w:t>
+            </w:r>
+          </w:p>
+        </w:tc>
+        <w:tc>
+          <w:tcPr>
+            <w:tcW w:w="2250" w:type="dxa"/>
             <w:shd w:val="clear" w:color="auto" w:fill="EEEEEE"/>
           </w:tcPr>
           <w:p>
@@ -237,7 +277,7 @@
         </w:tc>
         <w:tc>
           <w:tcPr>
-            <w:tcW w:w="3000" w:type="dxa"/>
+            <w:tcW w:w="2250" w:type="dxa"/>
             <w:shd w:val="clear" w:color="auto" w:fill="EEEEEE"/>
           </w:tcPr>
           <w:p>
@@ -253,133 +293,203 @@
       <w:tr>
         <w:tc>
           <w:tcPr>
-            <w:tcW w:w="3000" w:type="dxa"/>
-          </w:tcPr>
-          <w:p>
-            <w:r>
-              <w:t xml:space="preserve">When you start or end a customer visit</w:t>
-            </w:r>
-          </w:p>
-        </w:tc>
-        <w:tc>
-          <w:tcPr>
-            <w:tcW w:w="3000" w:type="dxa"/>
-          </w:tcPr>
-          <w:p>
-            <w:r>
-              <w:t xml:space="preserve">To prove you were at the customer site and record arrival/departure times</w:t>
-            </w:r>
-          </w:p>
-        </w:tc>
-        <w:tc>
-          <w:tcPr>
-            <w:tcW w:w="3000" w:type="dxa"/>
-          </w:tcPr>
-          <w:p>
-            <w:r>
-              <w:t xml:space="preserve">Visit record on your employer's backend</w:t>
-            </w:r>
-          </w:p>
-        </w:tc>
-      </w:tr>
-      <w:tr>
-        <w:tc>
-          <w:tcPr>
-            <w:tcW w:w="3000" w:type="dxa"/>
-          </w:tcPr>
-          <w:p>
-            <w:r>
-              <w:t xml:space="preserve">While a visit you started is in progress</w:t>
-            </w:r>
-          </w:p>
-        </w:tc>
-        <w:tc>
-          <w:tcPr>
-            <w:tcW w:w="3000" w:type="dxa"/>
-          </w:tcPr>
-          <w:p>
-            <w:r>
-              <w:t xml:space="preserve">To record the visit's route</w:t>
-            </w:r>
-          </w:p>
-        </w:tc>
-        <w:tc>
-          <w:tcPr>
-            <w:tcW w:w="3000" w:type="dxa"/>
-          </w:tcPr>
-          <w:p>
-            <w:r>
-              <w:t xml:space="preserve">Visit route on your employer's backend</w:t>
-            </w:r>
-          </w:p>
-        </w:tc>
-      </w:tr>
-      <w:tr>
-        <w:tc>
-          <w:tcPr>
-            <w:tcW w:w="3000" w:type="dxa"/>
-          </w:tcPr>
-          <w:p>
-            <w:r>
-              <w:t xml:space="preserve">About every 30 seconds while the App is open on your screen</w:t>
-            </w:r>
-          </w:p>
-        </w:tc>
-        <w:tc>
-          <w:tcPr>
-            <w:tcW w:w="3000" w:type="dxa"/>
-          </w:tcPr>
-          <w:p>
-            <w:r>
-              <w:t xml:space="preserve">To share your current position with your manager</w:t>
-            </w:r>
-          </w:p>
-        </w:tc>
-        <w:tc>
-          <w:tcPr>
-            <w:tcW w:w="3000" w:type="dxa"/>
-          </w:tcPr>
-          <w:p>
-            <w:r>
-              <w:t xml:space="preserve">Your "live location" record on your employer's backend (the previous value is overwritten)</w:t>
-            </w:r>
-          </w:p>
-        </w:tc>
-      </w:tr>
-      <w:tr>
-        <w:tc>
-          <w:tcPr>
-            <w:tcW w:w="3000" w:type="dxa"/>
-          </w:tcPr>
-          <w:p>
+            <w:tcW w:w="2250" w:type="dxa"/>
+          </w:tcPr>
+          <w:p>
+            <w:r>
+              <w:t xml:space="preserve">When you tap </w:t>
+            </w:r>
             <w:r>
               <w:rPr>
                 <w:b/>
               </w:rPr>
-              <w:t xml:space="preserve">During an active work day</w:t>
-            </w:r>
-            <w:r>
-              <w:t xml:space="preserve"> -- from Start work day until End work day or sign-out, including while the App is in the background, closed from the screen, or the screen is locked</w:t>
-            </w:r>
-          </w:p>
-        </w:tc>
-        <w:tc>
-          <w:tcPr>
-            <w:tcW w:w="3000" w:type="dxa"/>
-          </w:tcPr>
-          <w:p>
-            <w:r>
-              <w:t xml:space="preserve">To record your work-day route: the whole day, including the movement between visits</w:t>
-            </w:r>
-          </w:p>
-        </w:tc>
-        <w:tc>
-          <w:tcPr>
-            <w:tcW w:w="3000" w:type="dxa"/>
-          </w:tcPr>
-          <w:p>
-            <w:r>
-              <w:t xml:space="preserve">Work-day route on your employer's backend</w:t>
+              <w:t xml:space="preserve">Start Visit</w:t>
+            </w:r>
+            <w:r>
+              <w:t xml:space="preserve"> on an approved visit</w:t>
+            </w:r>
+          </w:p>
+        </w:tc>
+        <w:tc>
+          <w:tcPr>
+            <w:tcW w:w="2250" w:type="dxa"/>
+          </w:tcPr>
+          <w:p>
+            <w:r>
+              <w:t xml:space="preserve">One position</w:t>
+            </w:r>
+          </w:p>
+        </w:tc>
+        <w:tc>
+          <w:tcPr>
+            <w:tcW w:w="2250" w:type="dxa"/>
+          </w:tcPr>
+          <w:p>
+            <w:r>
+              <w:t xml:space="preserve">To record where and when the visit started; it is the first point of the visit route</w:t>
+            </w:r>
+          </w:p>
+        </w:tc>
+        <w:tc>
+          <w:tcPr>
+            <w:tcW w:w="2250" w:type="dxa"/>
+          </w:tcPr>
+          <w:p>
+            <w:r>
+              <w:t xml:space="preserve">Visit record on your employer's backend</w:t>
+            </w:r>
+          </w:p>
+        </w:tc>
+      </w:tr>
+      <w:tr>
+        <w:tc>
+          <w:tcPr>
+            <w:tcW w:w="2250" w:type="dxa"/>
+          </w:tcPr>
+          <w:p>
+            <w:r>
+              <w:t xml:space="preserve">When you tap </w:t>
+            </w:r>
+            <w:r>
+              <w:rPr>
+                <w:b/>
+              </w:rPr>
+              <w:t xml:space="preserve">End Visit</w:t>
+            </w:r>
+          </w:p>
+        </w:tc>
+        <w:tc>
+          <w:tcPr>
+            <w:tcW w:w="2250" w:type="dxa"/>
+          </w:tcPr>
+          <w:p>
+            <w:r>
+              <w:t xml:space="preserve">One position</w:t>
+            </w:r>
+          </w:p>
+        </w:tc>
+        <w:tc>
+          <w:tcPr>
+            <w:tcW w:w="2250" w:type="dxa"/>
+          </w:tcPr>
+          <w:p>
+            <w:r>
+              <w:t xml:space="preserve">To record where and when the visit ended; it is the last point of the visit route</w:t>
+            </w:r>
+          </w:p>
+        </w:tc>
+        <w:tc>
+          <w:tcPr>
+            <w:tcW w:w="2250" w:type="dxa"/>
+          </w:tcPr>
+          <w:p>
+            <w:r>
+              <w:t xml:space="preserve">Visit record on your employer's backend</w:t>
+            </w:r>
+          </w:p>
+        </w:tc>
+      </w:tr>
+      <w:tr>
+        <w:tc>
+          <w:tcPr>
+            <w:tcW w:w="2250" w:type="dxa"/>
+          </w:tcPr>
+          <w:p>
+            <w:r>
+              <w:rPr>
+                <w:b/>
+              </w:rPr>
+              <w:t xml:space="preserve">While a visit you started is in progress</w:t>
+            </w:r>
+            <w:r>
+              <w:t xml:space="preserve"> — from the moment your employer's backend confirms the start until you tap </w:t>
+            </w:r>
+            <w:r>
+              <w:rPr>
+                <w:b/>
+              </w:rPr>
+              <w:t xml:space="preserve">End Visit</w:t>
+            </w:r>
+            <w:r>
+              <w:t xml:space="preserve"> or sign out, </w:t>
+            </w:r>
+            <w:r>
+              <w:rPr>
+                <w:b/>
+              </w:rPr>
+              <w:t xml:space="preserve">including while the App is in the background or your screen is locked</w:t>
+            </w:r>
+          </w:p>
+        </w:tc>
+        <w:tc>
+          <w:tcPr>
+            <w:tcW w:w="2250" w:type="dxa"/>
+          </w:tcPr>
+          <w:p>
+            <w:r>
+              <w:t xml:space="preserve">Positions: latitude, longitude, the time each position was taken, accuracy, altitude, speed and heading, together with a random identifier generated for this installation of the App</w:t>
+            </w:r>
+          </w:p>
+        </w:tc>
+        <w:tc>
+          <w:tcPr>
+            <w:tcW w:w="2250" w:type="dxa"/>
+          </w:tcPr>
+          <w:p>
+            <w:r>
+              <w:t xml:space="preserve">To record the route of that visit</w:t>
+            </w:r>
+          </w:p>
+        </w:tc>
+        <w:tc>
+          <w:tcPr>
+            <w:tcW w:w="2250" w:type="dxa"/>
+          </w:tcPr>
+          <w:p>
+            <w:r>
+              <w:t xml:space="preserve">Visit route on your employer's backend</w:t>
+            </w:r>
+          </w:p>
+        </w:tc>
+      </w:tr>
+      <w:tr>
+        <w:tc>
+          <w:tcPr>
+            <w:tcW w:w="2250" w:type="dxa"/>
+          </w:tcPr>
+          <w:p>
+            <w:r>
+              <w:t xml:space="preserve">If you add a location when you create a visit</w:t>
+            </w:r>
+          </w:p>
+        </w:tc>
+        <w:tc>
+          <w:tcPr>
+            <w:tcW w:w="2250" w:type="dxa"/>
+          </w:tcPr>
+          <w:p>
+            <w:r>
+              <w:t xml:space="preserve">The position or address you add</w:t>
+            </w:r>
+          </w:p>
+        </w:tc>
+        <w:tc>
+          <w:tcPr>
+            <w:tcW w:w="2250" w:type="dxa"/>
+          </w:tcPr>
+          <w:p>
+            <w:r>
+              <w:t xml:space="preserve">To plan where the visit takes place</w:t>
+            </w:r>
+          </w:p>
+        </w:tc>
+        <w:tc>
+          <w:tcPr>
+            <w:tcW w:w="2250" w:type="dxa"/>
+          </w:tcPr>
+          <w:p>
+            <w:r>
+              <w:t xml:space="preserve">Visit record on your employer's backend</w:t>
             </w:r>
           </w:p>
         </w:tc>
@@ -391,10 +501,10 @@
         <w:rPr>
           <w:b/>
         </w:rPr>
-        <w:t xml:space="preserve">Work-day route recording.</w:t>
-      </w:r>
-      <w:r>
-        <w:t xml:space="preserve"> While your work day is active, the App records a position about every 5 seconds while you are moving (at least 5 metres apart, and nothing while you stand still), also when you switch to another app or lock your screen. On Android a notification ("Workday tracking active") is shown for as long as recording runs; on iOS the system shows its location indicator. Before the first work day, the App explains this on screen and asks for your agreement before any permission prompt.</w:t>
+        <w:t xml:space="preserve">Visit route recording.</w:t>
+      </w:r>
+      <w:r>
+        <w:t xml:space="preserve"> Recording starts only after your employer's backend has confirmed that the visit has started. If you tap Start Visit without a network connection, recording starts once the backend has accepted that start. While the visit is in progress, the App records a position about every 5 seconds while you are moving, and nothing while you stand still. It keeps doing so when you switch to another app or lock your screen. On Android a notification ("Visit tracking active") is shown for as long as recording runs; on iOS the system shows its blue location indicator. Recording stops as soon as you tap End Visit. Before your first Start Visit, the App shows a screen explaining what is collected, that recording continues in the background and with the screen locked while the visit is in progress, when it stops, and where the data goes.</w:t>
       </w:r>
     </w:p>
     <w:p>
@@ -414,19 +524,49 @@
         </w:numPr>
       </w:pPr>
       <w:r>
-        <w:t xml:space="preserve">when no work day is active and the App is not open on your screen;</w:t>
-      </w:r>
-    </w:p>
-    <w:p>
-      <w:pPr>
-        <w:pStyle w:val="ListParagraph"/>
-        <w:numPr>
-          <w:ilvl w:val="0"/>
-          <w:numId w:val="1"/>
-        </w:numPr>
-      </w:pPr>
-      <w:r>
-        <w:t xml:space="preserve">after you tap End work day -- recording stops immediately;</w:t>
+        <w:t xml:space="preserve">before you tap </w:t>
+      </w:r>
+      <w:r>
+        <w:rPr>
+          <w:b/>
+        </w:rPr>
+        <w:t xml:space="preserve">Start Visit</w:t>
+      </w:r>
+      <w:r>
+        <w:t xml:space="preserve"> — and, apart from the single Start Visit position, until your employer's backend has confirmed the start;</w:t>
+      </w:r>
+    </w:p>
+    <w:p>
+      <w:pPr>
+        <w:pStyle w:val="ListParagraph"/>
+        <w:numPr>
+          <w:ilvl w:val="0"/>
+          <w:numId w:val="1"/>
+        </w:numPr>
+      </w:pPr>
+      <w:r>
+        <w:t xml:space="preserve">between visits, and whenever no visit is in progress — the App does not record your movements outside a visit, and does not record a whole work day;</w:t>
+      </w:r>
+    </w:p>
+    <w:p>
+      <w:pPr>
+        <w:pStyle w:val="ListParagraph"/>
+        <w:numPr>
+          <w:ilvl w:val="0"/>
+          <w:numId w:val="1"/>
+        </w:numPr>
+      </w:pPr>
+      <w:r>
+        <w:t xml:space="preserve">after you tap </w:t>
+      </w:r>
+      <w:r>
+        <w:rPr>
+          <w:b/>
+        </w:rPr>
+        <w:t xml:space="preserve">End Visit</w:t>
+      </w:r>
+      <w:r>
+        <w:t xml:space="preserve"> — recording stops immediately;</w:t>
       </w:r>
     </w:p>
     <w:p>
@@ -455,13 +595,18 @@
     </w:p>
     <w:p>
       <w:r>
+        <w:t xml:space="preserve">A push notification never starts location recording.</w:t>
+      </w:r>
+    </w:p>
+    <w:p>
+      <w:r>
         <w:rPr>
           <w:b/>
         </w:rPr>
         <w:t xml:space="preserve">Offline storage.</w:t>
       </w:r>
       <w:r>
-        <w:t xml:space="preserve"> Without a network, recorded positions are kept in the App's private storage on your device until they can be uploaded to your employer's backend, and are removed from the device once uploaded.</w:t>
+        <w:t xml:space="preserve"> If there is no network, recorded positions are kept on your device, in the App's private storage, and uploaded later — even after the visit has ended — with the time each position was actually taken. Your employer's backend accepts only positions taken between the start and the end of the visit. Positions are kept separately for each signed-in account and are uploaded only for the account that recorded them. They are deleted from the device once uploaded, or once the backend has permanently refused them.</w:t>
       </w:r>
     </w:p>
     <w:p>
@@ -472,7 +617,7 @@
         <w:t xml:space="preserve">Road matching (map display).</w:t>
       </w:r>
       <w:r>
-        <w:t xml:space="preserve"> To draw your recorded routes along roads, the App may send recorded positions (coordinates, their accuracy, heading, and time offsets relative to the first position -- not the actual date and time) to a road-matching service. It only returns a line to draw; your recorded positions are not changed. No name, employee ID, device ID, credential or session is sent. In the production App this service is operated by Digital Harbor on infrastructure it controls (directly or through a hosting provider acting on its behalf), never by a public routing service; if none is configured, routes are drawn as recorded and nothing is sent. Map lines are cached on the device for up to 30 days and deleted when you sign out.</w:t>
+        <w:t xml:space="preserve"> To draw a visit's recorded route along roads on the map, the App may send the recorded positions of that visit only (coordinates, their accuracy, heading, and time offsets relative to the first position — not the actual date and time) to a road-matching service. That service only returns a line to draw; your recorded positions are not changed. No name, employee ID, device ID, account credential or session is sent to it. In the production App this service is operated by Digital Harbor on infrastructure it controls (directly or through a hosting provider acting on its behalf), never by a public routing service; if none is configured, routes are drawn exactly as recorded and nothing is sent for road matching. The resulting map lines are cached on the device for up to 30 days and deleted when you sign out.</w:t>
       </w:r>
     </w:p>
     <w:p>
@@ -485,7 +630,7 @@
     </w:p>
     <w:p>
       <w:r>
-        <w:t xml:space="preserve">You create visit records that include: the customer being visited, visit type, free-text notes you choose to write, the outcome, and the visit state. You may optionally capture a photo with the camera or attach a file as proof of the visit; only what you choose at that moment is uploaded. This content is stored on your employer's backend.</w:t>
+        <w:t xml:space="preserve">You create visit records that include: the customer being visited, visit type, free‑text notes you choose to write, the outcome, and the visit state. You may optionally capture a photo with the camera or attach a file as proof of the visit; only what you choose at that moment is uploaded. This content is stored on your employer's backend.</w:t>
       </w:r>
     </w:p>
     <w:p>
@@ -517,19 +662,31 @@
         </w:numPr>
       </w:pPr>
       <w:r>
-        <w:t xml:space="preserve">A device-specific push notification token (Firebase Cloud Messaging), stored on your employer's backend against your account.</w:t>
-      </w:r>
-    </w:p>
-    <w:p>
-      <w:pPr>
-        <w:pStyle w:val="ListParagraph"/>
-        <w:numPr>
-          <w:ilvl w:val="0"/>
-          <w:numId w:val="1"/>
-        </w:numPr>
-      </w:pPr>
-      <w:r>
-        <w:t xml:space="preserve">Crash reports and performance measurements sent to Sentry, configured to exclude personal information (no name, email, location or IP address).</w:t>
+        <w:t xml:space="preserve">A device-specific push notification token (Firebase Cloud Messaging) and a random identifier generated for this installation of the App, stored on your employer's backend against your account, so you can be notified about visit assignments and approvals.</w:t>
+      </w:r>
+    </w:p>
+    <w:p>
+      <w:pPr>
+        <w:pStyle w:val="ListParagraph"/>
+        <w:numPr>
+          <w:ilvl w:val="0"/>
+          <w:numId w:val="1"/>
+        </w:numPr>
+      </w:pPr>
+      <w:r>
+        <w:t xml:space="preserve">Crash reports and performance measurements sent to Sentry, configured to exclude personal information: they do not include your name, email, location or IP address, and no screenshots are attached.</w:t>
+      </w:r>
+    </w:p>
+    <w:p>
+      <w:pPr>
+        <w:pStyle w:val="ListParagraph"/>
+        <w:numPr>
+          <w:ilvl w:val="0"/>
+          <w:numId w:val="1"/>
+        </w:numPr>
+      </w:pPr>
+      <w:r>
+        <w:t xml:space="preserve">Map tiles: to display a map, the App downloads the map images for the area shown on screen from OpenStreetMap tile servers. These requests contain only the map area being displayed (and, like any internet request, your device's IP address); the App does not send your position or any identifier to them.</w:t>
       </w:r>
     </w:p>
     <w:p>
@@ -560,6 +717,13 @@
     </w:p>
     <w:p>
       <w:pPr>
+        <w:pBdr>
+          <w:bottom w:val="single" w:sz="6" w:space="1" w:color="999999"/>
+        </w:pBdr>
+      </w:pPr>
+    </w:p>
+    <w:p>
+      <w:pPr>
         <w:pStyle w:val="Heading2"/>
       </w:pPr>
       <w:r>
@@ -604,43 +768,25 @@
         <w:t xml:space="preserve">Record visits</w:t>
       </w:r>
       <w:r>
-        <w:t xml:space="preserve"> and prove you were physically at the customer's location.</w:t>
-      </w:r>
-    </w:p>
-    <w:p>
-      <w:pPr>
-        <w:pStyle w:val="ListParagraph"/>
-        <w:numPr>
-          <w:ilvl w:val="0"/>
-          <w:numId w:val="1"/>
-        </w:numPr>
-      </w:pPr>
-      <w:r>
-        <w:rPr>
-          <w:b/>
-        </w:rPr>
-        <w:t xml:space="preserve">Record your work-day route</w:t>
-      </w:r>
-      <w:r>
-        <w:t xml:space="preserve"> between Start work day and End work day, including travel between visits.</w:t>
-      </w:r>
-    </w:p>
-    <w:p>
-      <w:pPr>
-        <w:pStyle w:val="ListParagraph"/>
-        <w:numPr>
-          <w:ilvl w:val="0"/>
-          <w:numId w:val="1"/>
-        </w:numPr>
-      </w:pPr>
-      <w:r>
-        <w:rPr>
-          <w:b/>
-        </w:rPr>
-        <w:t xml:space="preserve">Share your live location with your manager</w:t>
-      </w:r>
-      <w:r>
-        <w:t xml:space="preserve"> while the App is open.</w:t>
+        <w:t xml:space="preserve"> and prove you were physically at the customer's location when the visit started and ended.</w:t>
+      </w:r>
+    </w:p>
+    <w:p>
+      <w:pPr>
+        <w:pStyle w:val="ListParagraph"/>
+        <w:numPr>
+          <w:ilvl w:val="0"/>
+          <w:numId w:val="1"/>
+        </w:numPr>
+      </w:pPr>
+      <w:r>
+        <w:rPr>
+          <w:b/>
+        </w:rPr>
+        <w:t xml:space="preserve">Record the route of each visit</w:t>
+      </w:r>
+      <w:r>
+        <w:t xml:space="preserve"> while it is in progress, for your employer's visit reports.</w:t>
       </w:r>
     </w:p>
     <w:p>
@@ -658,7 +804,25 @@
         <w:t xml:space="preserve">Show maps</w:t>
       </w:r>
       <w:r>
-        <w:t xml:space="preserve"> of customers, routes and positions, with routes drawn along roads where road matching is available.</w:t>
+        <w:t xml:space="preserve"> of customers and visits, with visit routes drawn along roads where road matching is available.</w:t>
+      </w:r>
+    </w:p>
+    <w:p>
+      <w:pPr>
+        <w:pStyle w:val="ListParagraph"/>
+        <w:numPr>
+          <w:ilvl w:val="0"/>
+          <w:numId w:val="1"/>
+        </w:numPr>
+      </w:pPr>
+      <w:r>
+        <w:rPr>
+          <w:b/>
+        </w:rPr>
+        <w:t xml:space="preserve">Notify you</w:t>
+      </w:r>
+      <w:r>
+        <w:t xml:space="preserve"> about visit assignments, approvals and changes.</w:t>
       </w:r>
     </w:p>
     <w:p>
@@ -676,7 +840,7 @@
         <w:t xml:space="preserve">Keep working offline</w:t>
       </w:r>
       <w:r>
-        <w:t xml:space="preserve"> -- actions and recorded positions are stored on the device and sent automatically when connectivity returns.</w:t>
+        <w:t xml:space="preserve"> — actions and recorded positions are stored on the device and sent automatically when connectivity returns.</w:t>
       </w:r>
     </w:p>
     <w:p>
@@ -690,15 +854,31 @@
         <w:t xml:space="preserve">not</w:t>
       </w:r>
       <w:r>
+        <w:t xml:space="preserve"> use your location outside customer visits, do not share your live position with anyone, and do </w:t>
+      </w:r>
+      <w:r>
+        <w:rPr>
+          <w:b/>
+        </w:rPr>
+        <w:t xml:space="preserve">not</w:t>
+      </w:r>
+      <w:r>
         <w:t xml:space="preserve"> use your data for advertising, profiling, behavioural analytics, or sale to third parties.</w:t>
       </w:r>
     </w:p>
     <w:p>
       <w:pPr>
+        <w:pBdr>
+          <w:bottom w:val="single" w:sz="6" w:space="1" w:color="999999"/>
+        </w:pBdr>
+      </w:pPr>
+    </w:p>
+    <w:p>
+      <w:pPr>
         <w:pStyle w:val="Heading2"/>
       </w:pPr>
       <w:r>
-        <w:t xml:space="preserve">4. Background location during an active work day</w:t>
+        <w:t xml:space="preserve">4. Background location during an active visit</w:t>
       </w:r>
     </w:p>
     <w:p>
@@ -709,7 +889,7 @@
         <w:rPr>
           <w:b/>
         </w:rPr>
-        <w:t xml:space="preserve">only while a work day you started is active</w:t>
+        <w:t xml:space="preserve">only while a customer visit you started is in progress</w:t>
       </w:r>
       <w:r>
         <w:t xml:space="preserve">.</w:t>
@@ -730,7 +910,16 @@
         <w:t xml:space="preserve">Android:</w:t>
       </w:r>
       <w:r>
-        <w:t xml:space="preserve"> recording runs in a foreground service of type "location", started when you tap Start work day, with a notification visible for as long as it runs. The App requests location access "while using the app" and does not request the Android background location permission.</w:t>
+        <w:t xml:space="preserve"> recording runs in a foreground service of type "location", started when your employer's backend confirms Start Visit, with a "Visit tracking active" notification visible for as long as it runs. The App requests location access only "while using the app" and does </w:t>
+      </w:r>
+      <w:r>
+        <w:rPr>
+          <w:b/>
+        </w:rPr>
+        <w:t xml:space="preserve">not</w:t>
+      </w:r>
+      <w:r>
+        <w:t xml:space="preserve"> request the Android ACCESS_BACKGROUND_LOCATION permission.</w:t>
       </w:r>
     </w:p>
     <w:p>
@@ -748,7 +937,25 @@
         <w:t xml:space="preserve">iOS:</w:t>
       </w:r>
       <w:r>
-        <w:t xml:space="preserve"> the App declares the iOS "location" background mode. With "While Using the App" access, recording continues in the background once you started the work day in the App. The App may also ask you to allow "Always"; this is optional and only lets recording resume if iOS closes the App during your work day.</w:t>
+        <w:t xml:space="preserve"> the App declares the iOS "location" background mode. With "While Using the App" access, recording that started when you started the visit in the App continues in the background, and iOS shows the blue location indicator. The App does not ask for "Always" access. If you choose "Always" yourself in Settings, iOS may relaunch the App to continue recording a visit that is still in progress after iOS closed the App.</w:t>
+      </w:r>
+    </w:p>
+    <w:p>
+      <w:pPr>
+        <w:pStyle w:val="ListParagraph"/>
+        <w:numPr>
+          <w:ilvl w:val="0"/>
+          <w:numId w:val="1"/>
+        </w:numPr>
+      </w:pPr>
+      <w:r>
+        <w:rPr>
+          <w:b/>
+        </w:rPr>
+        <w:t xml:space="preserve">If the App is closed:</w:t>
+      </w:r>
+      <w:r>
+        <w:t xml:space="preserve"> if the system stops the App during a visit, recording resumes — at the latest when you next open the App — as long as the visit is still in progress. On iOS, an App you swiped away (force-quit) is not relaunched by the system; recording resumes when you open it again.</w:t>
       </w:r>
     </w:p>
     <w:p>
@@ -766,8 +973,24 @@
         <w:t xml:space="preserve">Stopping:</w:t>
       </w:r>
       <w:r>
-        <w:t xml:space="preserve"> tap End work day, or sign out. You can also revoke location access at any time in your device Settings; visit check-in/out, live sharing and work-day recording then stop until access is granted again.</w:t>
-      </w:r>
+        <w:t xml:space="preserve"> tap </w:t>
+      </w:r>
+      <w:r>
+        <w:rPr>
+          <w:b/>
+        </w:rPr>
+        <w:t xml:space="preserve">End Visit</w:t>
+      </w:r>
+      <w:r>
+        <w:t xml:space="preserve">, or sign out. You can also revoke location access at any time from Settings → Apps → Customer Visits → Permissions (Android) or Settings → Privacy &amp; Security → Location Services → Visits (iOS). Visit locations and visit route recording then stop working until access is granted again.</w:t>
+      </w:r>
+    </w:p>
+    <w:p>
+      <w:pPr>
+        <w:pBdr>
+          <w:bottom w:val="single" w:sz="6" w:space="1" w:color="999999"/>
+        </w:pBdr>
+      </w:pPr>
     </w:p>
     <w:p>
       <w:pPr>
@@ -844,7 +1067,7 @@
           </w:tcPr>
           <w:p>
             <w:r>
-              <w:t xml:space="preserve">Visit coordinates, visit routes, live sharing while the App is open, and the work-day route</w:t>
+              <w:t xml:space="preserve">Start Visit and End Visit positions, and the route of a visit in progress</w:t>
             </w:r>
           </w:p>
         </w:tc>
@@ -866,7 +1089,7 @@
           </w:tcPr>
           <w:p>
             <w:r>
-              <w:t xml:space="preserve">Keep recording the work-day route in the background or with the screen locked, with a visible notification</w:t>
+              <w:t xml:space="preserve">Keep recording the route of a visit in progress while the App is in the background or the screen is locked, with a visible notification</w:t>
             </w:r>
           </w:p>
         </w:tc>
@@ -878,7 +1101,7 @@
           </w:tcPr>
           <w:p>
             <w:r>
-              <w:t xml:space="preserve">iOS: location background mode; optional "Always" access</w:t>
+              <w:t xml:space="preserve">iOS: location background mode</w:t>
             </w:r>
           </w:p>
         </w:tc>
@@ -888,7 +1111,7 @@
           </w:tcPr>
           <w:p>
             <w:r>
-              <w:t xml:space="preserve">Keep recording the work-day route in the background; "Always" lets recording resume if iOS closes the App</w:t>
+              <w:t xml:space="preserve">Keep recording the route of a visit in progress while the App is in the background, with the blue location indicator</w:t>
             </w:r>
           </w:p>
         </w:tc>
@@ -910,7 +1133,7 @@
           </w:tcPr>
           <w:p>
             <w:r>
-              <w:t xml:space="preserve">Asked only if Precise Location is off, because a route cannot be recorded accurately without it</w:t>
+              <w:t xml:space="preserve">Asked only if you turned Precise Location off, because a visit route cannot be recorded accurately without it</w:t>
             </w:r>
           </w:p>
         </w:tc>
@@ -932,7 +1155,7 @@
           </w:tcPr>
           <w:p>
             <w:r>
-              <w:t xml:space="preserve">Visit workflow notifications; on Android also the work-day recording notification</w:t>
+              <w:t xml:space="preserve">Visit workflow notifications; on Android also the visible visit-tracking notification</w:t>
             </w:r>
           </w:p>
         </w:tc>
@@ -944,7 +1167,7 @@
           </w:tcPr>
           <w:p>
             <w:r>
-              <w:t xml:space="preserve">Camera</w:t>
+              <w:t xml:space="preserve">Camera (and, on iOS, the photo library prompt text)</w:t>
             </w:r>
           </w:p>
         </w:tc>
@@ -994,8 +1217,15 @@
         <w:t xml:space="preserve">not</w:t>
       </w:r>
       <w:r>
-        <w:t xml:space="preserve"> request: the Android background location permission, microphone, contacts, calendar, SMS or phone.</w:t>
-      </w:r>
+        <w:t xml:space="preserve"> request: the Android background location permission (ACCESS_BACKGROUND_LOCATION), "Always" location access on iOS, microphone, contacts, calendar, SMS or phone.</w:t>
+      </w:r>
+    </w:p>
+    <w:p>
+      <w:pPr>
+        <w:pBdr>
+          <w:bottom w:val="single" w:sz="6" w:space="1" w:color="999999"/>
+        </w:pBdr>
+      </w:pPr>
     </w:p>
     <w:p>
       <w:pPr>
@@ -1025,7 +1255,7 @@
         <w:t xml:space="preserve">Your employer</w:t>
       </w:r>
       <w:r>
-        <w:t xml:space="preserve">, who is the controller of the data. Anyone your employer grants manager rights can see the live location, work-day routes and visit history of the employees they manage.</w:t>
+        <w:t xml:space="preserve">, who is the controller of the data. Anyone in your employer's organisation whom your employer grants manager rights can see the visit history and visit routes of the employees they manage.</w:t>
       </w:r>
     </w:p>
     <w:p>
@@ -1043,7 +1273,7 @@
         <w:t xml:space="preserve">Our hosting providers</w:t>
       </w:r>
       <w:r>
-        <w:t xml:space="preserve">, strictly to operate the backend and, where configured, the road-matching service.</w:t>
+        <w:t xml:space="preserve">, strictly to operate the backend and, where configured, the road-matching service. No marketing or other processing.</w:t>
       </w:r>
     </w:p>
     <w:p>
@@ -1061,7 +1291,7 @@
         <w:t xml:space="preserve">Sentry</w:t>
       </w:r>
       <w:r>
-        <w:t xml:space="preserve"> (crash and performance reports without personal information) and </w:t>
+        <w:t xml:space="preserve"> (crash and performance reports without personal information), </w:t>
       </w:r>
       <w:r>
         <w:rPr>
@@ -1070,7 +1300,16 @@
         <w:t xml:space="preserve">Firebase Cloud Messaging</w:t>
       </w:r>
       <w:r>
-        <w:t xml:space="preserve"> (push notification delivery).</w:t>
+        <w:t xml:space="preserve"> (delivery of push notifications) and </w:t>
+      </w:r>
+      <w:r>
+        <w:rPr>
+          <w:b/>
+        </w:rPr>
+        <w:t xml:space="preserve">OpenStreetMap tile servers</w:t>
+      </w:r>
+      <w:r>
+        <w:t xml:space="preserve"> (map images for the area displayed, without your position or any identifier).</w:t>
       </w:r>
     </w:p>
     <w:p>
@@ -1107,6 +1346,13 @@
     </w:p>
     <w:p>
       <w:pPr>
+        <w:pBdr>
+          <w:bottom w:val="single" w:sz="6" w:space="1" w:color="999999"/>
+        </w:pBdr>
+      </w:pPr>
+    </w:p>
+    <w:p>
+      <w:pPr>
         <w:pStyle w:val="Heading2"/>
       </w:pPr>
       <w:r>
@@ -1146,7 +1392,25 @@
         <w:t xml:space="preserve">Positions waiting to upload</w:t>
       </w:r>
       <w:r>
-        <w:t xml:space="preserve"> on the device: removed once uploaded; at most about 8,000 waiting work-day positions are kept, the oldest discarded beyond that.</w:t>
+        <w:t xml:space="preserve"> on the device: deleted once uploaded, or once your employer's backend has permanently refused them.</w:t>
+      </w:r>
+    </w:p>
+    <w:p>
+      <w:pPr>
+        <w:pStyle w:val="ListParagraph"/>
+        <w:numPr>
+          <w:ilvl w:val="0"/>
+          <w:numId w:val="1"/>
+        </w:numPr>
+      </w:pPr>
+      <w:r>
+        <w:rPr>
+          <w:b/>
+        </w:rPr>
+        <w:t xml:space="preserve">Positions left on the device by an earlier version of the App</w:t>
+      </w:r>
+      <w:r>
+        <w:t xml:space="preserve"> that recorded work-day routes: deleted from the device when the App is updated.</w:t>
       </w:r>
     </w:p>
     <w:p>
@@ -1179,29 +1443,18 @@
         <w:rPr>
           <w:b/>
         </w:rPr>
-        <w:t xml:space="preserve">Live location</w:t>
-      </w:r>
-      <w:r>
-        <w:t xml:space="preserve"> on the backend: only your most recent position is kept.</w:t>
-      </w:r>
-    </w:p>
-    <w:p>
-      <w:pPr>
-        <w:pStyle w:val="ListParagraph"/>
-        <w:numPr>
-          <w:ilvl w:val="0"/>
-          <w:numId w:val="1"/>
-        </w:numPr>
-      </w:pPr>
-      <w:r>
-        <w:rPr>
-          <w:b/>
-        </w:rPr>
-        <w:t xml:space="preserve">Visit records, visit routes and work-day routes</w:t>
-      </w:r>
-      <w:r>
-        <w:t xml:space="preserve"> on the backend: retained according to your employer's retention schedule. Work-day positions cannot be edited or deleted from the App. Contact your employer to request deletion.</w:t>
-      </w:r>
+        <w:t xml:space="preserve">Visit records and visit routes</w:t>
+      </w:r>
+      <w:r>
+        <w:t xml:space="preserve"> on the backend: retained according to your employer's retention schedule. Recorded positions cannot be edited or deleted from the App. Contact your employer to request deletion.</w:t>
+      </w:r>
+    </w:p>
+    <w:p>
+      <w:pPr>
+        <w:pBdr>
+          <w:bottom w:val="single" w:sz="6" w:space="1" w:color="999999"/>
+        </w:pBdr>
+      </w:pPr>
     </w:p>
     <w:p>
       <w:pPr>
@@ -1220,7 +1473,7 @@
         </w:numPr>
       </w:pPr>
       <w:r>
-        <w:t xml:space="preserve">All traffic between the App and the backend and road-matching service is over HTTPS (TLS). Cleartext HTTP is blocked on both Android and iOS.</w:t>
+        <w:t xml:space="preserve">All traffic between the App and the backend and road-matching service is over HTTPS (TLS). Cleartext HTTP is blocked on both Android (usesCleartextTraffic=false) and iOS (App Transport Security).</w:t>
       </w:r>
     </w:p>
     <w:p>
@@ -1244,25 +1497,32 @@
         </w:numPr>
       </w:pPr>
       <w:r>
-        <w:t xml:space="preserve">Positions waiting to upload are stored in the App's private storage (on iOS protected until the device is first unlocked after a restart), and the App is excluded from Android cloud backups.</w:t>
-      </w:r>
-    </w:p>
-    <w:p>
-      <w:pPr>
-        <w:pStyle w:val="ListParagraph"/>
-        <w:numPr>
-          <w:ilvl w:val="0"/>
-          <w:numId w:val="1"/>
-        </w:numPr>
-      </w:pPr>
-      <w:r>
-        <w:t xml:space="preserve">On the backend, employees can only add positions to their own active work day, managers can only see the employees they manage, and recorded positions cannot be changed.</w:t>
-      </w:r>
-    </w:p>
-    <w:p>
-      <w:r>
-        <w:t xml:space="preserve">No system is 100% secure. If you suspect your account is compromised, change your password from your employer's Odoo portal immediately.</w:t>
-      </w:r>
+        <w:t xml:space="preserve">Positions waiting to upload are stored in the App's private storage, and the App is excluded from Android cloud backups.</w:t>
+      </w:r>
+    </w:p>
+    <w:p>
+      <w:pPr>
+        <w:pStyle w:val="ListParagraph"/>
+        <w:numPr>
+          <w:ilvl w:val="0"/>
+          <w:numId w:val="1"/>
+        </w:numPr>
+      </w:pPr>
+      <w:r>
+        <w:t xml:space="preserve">On the backend, only the employee responsible for a visit (or whoever planned it, or an administrator) can add positions to it, only positions taken between the visit's start and end are accepted, managers can only see the employees they manage, and recorded positions cannot be changed from the App.</w:t>
+      </w:r>
+    </w:p>
+    <w:p>
+      <w:r>
+        <w:t xml:space="preserve">No system is 100% secure. If you suspect your account is compromised, change your password from your employer's portal immediately.</w:t>
+      </w:r>
+    </w:p>
+    <w:p>
+      <w:pPr>
+        <w:pBdr>
+          <w:bottom w:val="single" w:sz="6" w:space="1" w:color="999999"/>
+        </w:pBdr>
+      </w:pPr>
     </w:p>
     <w:p>
       <w:pPr>
@@ -1288,6 +1548,13 @@
     </w:p>
     <w:p>
       <w:pPr>
+        <w:pBdr>
+          <w:bottom w:val="single" w:sz="6" w:space="1" w:color="999999"/>
+        </w:pBdr>
+      </w:pPr>
+    </w:p>
+    <w:p>
+      <w:pPr>
         <w:pStyle w:val="Heading2"/>
       </w:pPr>
       <w:r>
@@ -1317,7 +1584,7 @@
         <w:t xml:space="preserve">access, correction, or deletion</w:t>
       </w:r>
       <w:r>
-        <w:t xml:space="preserve"> of your visit history, work-day routes or live-location record, contact your employer's HR or IT.</w:t>
+        <w:t xml:space="preserve"> of your visit history or visit routes, contact your employer's HR or IT.</w:t>
       </w:r>
     </w:p>
     <w:p>
@@ -1355,6 +1622,13 @@
     </w:p>
     <w:p>
       <w:pPr>
+        <w:pBdr>
+          <w:bottom w:val="single" w:sz="6" w:space="1" w:color="999999"/>
+        </w:pBdr>
+      </w:pPr>
+    </w:p>
+    <w:p>
+      <w:pPr>
         <w:pStyle w:val="Heading2"/>
       </w:pPr>
       <w:r>
@@ -1365,6 +1639,13 @@
       <w:r>
         <w:t xml:space="preserve">We may update this policy when we add features, change subprocessors, or comply with new regulations. We will publish the updated policy at the same URL where you found this document and update the "Last updated" date at the top. Material changes will additionally be communicated via the App on next launch.</w:t>
       </w:r>
+    </w:p>
+    <w:p>
+      <w:pPr>
+        <w:pBdr>
+          <w:bottom w:val="single" w:sz="6" w:space="1" w:color="999999"/>
+        </w:pBdr>
+      </w:pPr>
     </w:p>
     <w:p>
       <w:pPr>
